--- a/work/wangxinlin/网页功能区说明.docx
+++ b/work/wangxinlin/网页功能区说明.docx
@@ -1,48 +1,5 @@
 
-<file path=docProps\app.xml><?xml version="1.0" encoding="utf-8"?>
-<Properties xmlns="http://schemas.openxmlformats.org/officeDocument/2006/extended-properties" xmlns:vt="http://schemas.openxmlformats.org/officeDocument/2006/docPropsVTypes">
-  <Template>Normal.dotm</Template>
-  <TotalTime>42</TotalTime>
-  <Pages>1</Pages>
-  <Words>38</Words>
-  <Characters>219</Characters>
-  <Application>Microsoft Office Word</Application>
-  <DocSecurity>0</DocSecurity>
-  <Lines>1</Lines>
-  <Paragraphs>1</Paragraphs>
-  <ScaleCrop>false</ScaleCrop>
-  <Company/>
-  <LinksUpToDate>false</LinksUpToDate>
-  <CharactersWithSpaces>256</CharactersWithSpaces>
-  <SharedDoc>false</SharedDoc>
-  <HyperlinksChanged>false</HyperlinksChanged>
-  <AppVersion>16.0000</AppVersion>
-</Properties>
-</file>
-
-<file path=docProps\core.xml><?xml version="1.0" encoding="utf-8"?>
-<cp:coreProperties xmlns:cp="http://schemas.openxmlformats.org/package/2006/metadata/core-properties" xmlns:dc="http://purl.org/dc/elements/1.1/" xmlns:dcterms="http://purl.org/dc/terms/" xmlns:dcmitype="http://purl.org/dc/dcmitype/" xmlns:xsi="http://www.w3.org/2001/XMLSchema-instance">
-  <dc:title/>
-  <dc:subject/>
-  <dc:creator>wangxinlin</dc:creator>
-  <cp:keywords/>
-  <dc:description/>
-  <cp:lastModifiedBy>wangxinlin</cp:lastModifiedBy>
-  <cp:revision>10</cp:revision>
-  <dcterms:created xsi:type="dcterms:W3CDTF">2026-05-07T07:56:00Z</dcterms:created>
-  <dcterms:modified xsi:type="dcterms:W3CDTF">2026-05-07T08:38:00Z</dcterms:modified>
-</cp:coreProperties>
-</file>
-
-<file path=docProps\custom.xml><?xml version="1.0" encoding="utf-8"?>
-<Properties xmlns="http://schemas.openxmlformats.org/officeDocument/2006/custom-properties" xmlns:vt="http://schemas.openxmlformats.org/officeDocument/2006/docPropsVTypes">
-  <property fmtid="{5B77E7CE-EC58-BC6A-FAE8-886BEB80DBEB}" pid="2" name="5B77E7CEEC58BC6AFAE8886BEB80DBEB">
-    <vt:lpwstr>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</vt:lpwstr>
-  </property>
-</Properties>
-</file>
-
-<file path=word\document.xml><?xml version="1.0" encoding="utf-8"?>
+<file path=word/document.xml><?xml version="1.0" encoding="utf-8"?>
 <w:document xmlns:wpc="http://schemas.microsoft.com/office/word/2010/wordprocessingCanvas" xmlns:cx="http://schemas.microsoft.com/office/drawing/2014/chartex" xmlns:cx1="http://schemas.microsoft.com/office/drawing/2015/9/8/chartex" xmlns:cx2="http://schemas.microsoft.com/office/drawing/2015/10/21/chartex" xmlns:cx3="http://schemas.microsoft.com/office/drawing/2016/5/9/chartex" xmlns:cx4="http://schemas.microsoft.com/office/drawing/2016/5/10/chartex" xmlns:cx5="http://schemas.microsoft.com/office/drawing/2016/5/11/chartex" xmlns:cx6="http://schemas.microsoft.com/office/drawing/2016/5/12/chartex" xmlns:cx7="http://schemas.microsoft.com/office/drawing/2016/5/13/chartex" xmlns:cx8="http://schemas.microsoft.com/office/drawing/2016/5/14/chartex" xmlns:mc="http://schemas.openxmlformats.org/markup-compatibility/2006" xmlns:aink="http://schemas.microsoft.com/office/drawing/2016/ink" xmlns:am3d="http://schemas.microsoft.com/office/drawing/2017/model3d" xmlns:o="urn:schemas-microsoft-com:office:office" xmlns:oel="http://schemas.microsoft.com/office/2019/extlst" xmlns:r="http://schemas.openxmlformats.org/officeDocument/2006/relationships" xmlns:m="http://schemas.openxmlformats.org/officeDocument/2006/math" xmlns:v="urn:schemas-microsoft-com:vml" xmlns:wp14="http://schemas.microsoft.com/office/word/2010/wordprocessingDrawing" xmlns:wp="http://schemas.openxmlformats.org/drawingml/2006/wordprocessingDrawing" xmlns:w10="urn:schemas-microsoft-com:office:word" xmlns:w="http://schemas.openxmlformats.org/wordprocessingml/2006/main" xmlns:w14="http://schemas.microsoft.com/office/word/2010/wordml" xmlns:w15="http://schemas.microsoft.com/office/word/2012/wordml" xmlns:w16cex="http://schemas.microsoft.com/office/word/2018/wordml/cex" xmlns:w16cid="http://schemas.microsoft.com/office/word/2016/wordml/cid" xmlns:w16="http://schemas.microsoft.com/office/word/2018/wordml" xmlns:w16sdtdh="http://schemas.microsoft.com/office/word/2020/wordml/sdtdatahash" xmlns:w16se="http://schemas.microsoft.com/office/word/2015/wordml/symex" xmlns:wpg="http://schemas.microsoft.com/office/word/2010/wordprocessingGroup" xmlns:wpi="http://schemas.microsoft.com/office/word/2010/wordprocessingInk" xmlns:wne="http://schemas.microsoft.com/office/word/2006/wordml" xmlns:wps="http://schemas.microsoft.com/office/word/2010/wordprocessingShape" mc:Ignorable="w14 w15 w16se w16cid w16 w16cex w16sdtdh wp14">
   <w:body>
     <w:p>
@@ -57,14 +14,7 @@
           <w:rFonts w:ascii="宋体" w:eastAsia="宋体" w:hAnsi="宋体" w:hint="eastAsia"/>
           <w:sz w:val="24"/>
         </w:rPr>
-        <w:t>Web网页分左、中、右三栏</w:t>
-      </w:r>
-      <w:r>
-        <w:rPr>
-          <w:rFonts w:ascii="宋体" w:eastAsia="宋体" w:hAnsi="宋体" w:hint="eastAsia"/>
-          <w:sz w:val="24"/>
-        </w:rPr>
-        <w:t>：</w:t>
+        <w:t>Web网页分左、中、右3栏：</w:t>
       </w:r>
     </w:p>
     <w:p>
@@ -85,73 +35,43 @@
     <w:p>
       <w:pPr>
         <w:rPr>
-          <w:rFonts w:ascii="宋体" w:eastAsia="宋体" w:hAnsi="宋体"/>
-          <w:sz w:val="24"/>
-        </w:rPr>
-      </w:pPr>
-      <w:r>
-        <w:rPr>
-          <w:rFonts w:ascii="宋体" w:eastAsia="宋体" w:hAnsi="宋体" w:hint="eastAsia"/>
-          <w:sz w:val="24"/>
-        </w:rPr>
-        <w:t>中间栏是卫星地图显示区</w:t>
-      </w:r>
-      <w:r>
-        <w:rPr>
-          <w:rFonts w:ascii="宋体" w:eastAsia="宋体" w:hAnsi="宋体" w:hint="eastAsia"/>
-          <w:sz w:val="24"/>
-        </w:rPr>
-        <w:t>；</w:t>
+          <w:rFonts w:ascii="宋体" w:eastAsia="宋体" w:hAnsi="宋体" w:hint="eastAsia"/>
+          <w:sz w:val="24"/>
+        </w:rPr>
+      </w:pPr>
+      <w:r>
+        <w:rPr>
+          <w:rFonts w:ascii="宋体" w:eastAsia="宋体" w:hAnsi="宋体" w:hint="eastAsia"/>
+          <w:sz w:val="24"/>
+        </w:rPr>
+        <w:t>中间栏是卫星地图显示区；</w:t>
       </w:r>
     </w:p>
     <w:p>
       <w:pPr>
         <w:rPr>
-          <w:rFonts w:ascii="宋体" w:eastAsia="宋体" w:hAnsi="宋体"/>
-          <w:sz w:val="24"/>
-        </w:rPr>
-      </w:pPr>
-      <w:r>
-        <w:rPr>
-          <w:rFonts w:ascii="宋体" w:eastAsia="宋体" w:hAnsi="宋体" w:hint="eastAsia"/>
-          <w:sz w:val="24"/>
-        </w:rPr>
-        <w:t>右边栏是用户交互区</w:t>
-      </w:r>
-      <w:r>
-        <w:rPr>
-          <w:rFonts w:ascii="宋体" w:eastAsia="宋体" w:hAnsi="宋体" w:hint="eastAsia"/>
-          <w:sz w:val="24"/>
-        </w:rPr>
-        <w:t>（输入区）</w:t>
-      </w:r>
-      <w:r>
-        <w:rPr>
-          <w:rFonts w:ascii="宋体" w:eastAsia="宋体" w:hAnsi="宋体" w:hint="eastAsia"/>
-          <w:sz w:val="24"/>
-        </w:rPr>
-        <w:t>，</w:t>
-      </w:r>
-      <w:r>
-        <w:rPr>
-          <w:rFonts w:ascii="宋体" w:eastAsia="宋体" w:hAnsi="宋体" w:hint="eastAsia"/>
-          <w:sz w:val="24"/>
-        </w:rPr>
-        <w:t>分三大模块：</w:t>
+          <w:rFonts w:ascii="宋体" w:eastAsia="宋体" w:hAnsi="宋体" w:hint="eastAsia"/>
+          <w:sz w:val="24"/>
+        </w:rPr>
+      </w:pPr>
+      <w:r>
+        <w:rPr>
+          <w:rFonts w:ascii="宋体" w:eastAsia="宋体" w:hAnsi="宋体" w:hint="eastAsia"/>
+          <w:sz w:val="24"/>
+        </w:rPr>
+        <w:t>右边栏是用户交互区（输入区），分2大模块：</w:t>
       </w:r>
     </w:p>
     <w:p>
       <w:pPr>
         <w:rPr>
-          <w:rFonts w:ascii="宋体" w:eastAsia="宋体" w:hAnsi="宋体"/>
-          <w:strike/>
-          <w:sz w:val="24"/>
-        </w:rPr>
-      </w:pPr>
-      <w:r>
-        <w:rPr>
-          <w:rFonts w:ascii="宋体" w:eastAsia="宋体" w:hAnsi="宋体" w:hint="eastAsia"/>
-          <w:strike/>
+          <w:rFonts w:ascii="宋体" w:eastAsia="宋体" w:hAnsi="宋体" w:hint="eastAsia"/>
+          <w:sz w:val="24"/>
+        </w:rPr>
+      </w:pPr>
+      <w:r>
+        <w:rPr>
+          <w:rFonts w:ascii="宋体" w:eastAsia="宋体" w:hAnsi="宋体" w:hint="eastAsia"/>
           <w:sz w:val="24"/>
         </w:rPr>
         <w:t>模块</w:t>
@@ -160,7 +80,6 @@
       <w:r>
         <w:rPr>
           <w:rFonts w:ascii="宋体" w:eastAsia="宋体" w:hAnsi="宋体" w:hint="eastAsia"/>
-          <w:strike/>
           <w:sz w:val="24"/>
         </w:rPr>
         <w:t>一</w:t>
@@ -169,188 +88,25 @@
       <w:r>
         <w:rPr>
           <w:rFonts w:ascii="宋体" w:eastAsia="宋体" w:hAnsi="宋体" w:hint="eastAsia"/>
-          <w:strike/>
-          <w:sz w:val="24"/>
-        </w:rPr>
-        <w:t>：</w:t>
-      </w:r>
-      <w:r>
-        <w:rPr>
-          <w:rFonts w:ascii="宋体" w:eastAsia="宋体" w:hAnsi="宋体" w:hint="eastAsia"/>
-          <w:strike/>
-          <w:sz w:val="24"/>
-        </w:rPr>
-        <w:t>边界分割+地物识别，</w:t>
-      </w:r>
-    </w:p>
-    <w:p>
-      <w:pPr>
-        <w:rPr>
-          <w:rFonts w:ascii="宋体" w:eastAsia="宋体" w:hAnsi="宋体"/>
-          <w:strike/>
-          <w:sz w:val="24"/>
-        </w:rPr>
-      </w:pPr>
-      <w:r>
-        <w:rPr>
-          <w:rFonts w:ascii="宋体" w:eastAsia="宋体" w:hAnsi="宋体" w:hint="eastAsia"/>
-          <w:strike/>
-          <w:sz w:val="24"/>
-        </w:rPr>
-        <w:t>模块</w:t>
+          <w:sz w:val="24"/>
+        </w:rPr>
+        <w:t>：用地合</w:t>
       </w:r>
       <w:proofErr w:type="gramStart"/>
       <w:r>
         <w:rPr>
           <w:rFonts w:ascii="宋体" w:eastAsia="宋体" w:hAnsi="宋体" w:hint="eastAsia"/>
-          <w:strike/>
-          <w:sz w:val="24"/>
-        </w:rPr>
-        <w:t>一</w:t>
+          <w:sz w:val="24"/>
+        </w:rPr>
+        <w:t>规</w:t>
       </w:r>
       <w:proofErr w:type="gramEnd"/>
       <w:r>
         <w:rPr>
           <w:rFonts w:ascii="宋体" w:eastAsia="宋体" w:hAnsi="宋体" w:hint="eastAsia"/>
-          <w:strike/>
-          <w:sz w:val="24"/>
-        </w:rPr>
-        <w:t>：土地用途管制</w:t>
-      </w:r>
-    </w:p>
-    <w:p>
-      <w:pPr>
-        <w:rPr>
-          <w:rFonts w:ascii="宋体" w:eastAsia="宋体" w:hAnsi="宋体" w:hint="eastAsia"/>
-          <w:sz w:val="24"/>
-        </w:rPr>
-      </w:pPr>
-      <w:r>
-        <w:rPr>
-          <w:rFonts w:ascii="宋体" w:eastAsia="宋体" w:hAnsi="宋体" w:hint="eastAsia"/>
-          <w:sz w:val="24"/>
-        </w:rPr>
-        <w:t>功能</w:t>
-      </w:r>
-    </w:p>
-    <w:p>
-      <w:pPr>
-        <w:rPr>
-          <w:rFonts w:ascii="宋体" w:eastAsia="宋体" w:hAnsi="宋体"/>
-          <w:sz w:val="24"/>
-        </w:rPr>
-      </w:pPr>
-      <w:r>
-        <w:rPr>
-          <w:rFonts w:ascii="宋体" w:eastAsia="宋体" w:hAnsi="宋体" w:hint="eastAsia"/>
-          <w:sz w:val="24"/>
-        </w:rPr>
-        <w:t>功能</w:t>
-      </w:r>
-      <w:proofErr w:type="gramStart"/>
-      <w:r>
-        <w:rPr>
-          <w:rFonts w:ascii="宋体" w:eastAsia="宋体" w:hAnsi="宋体" w:hint="eastAsia"/>
-          <w:sz w:val="24"/>
-        </w:rPr>
-        <w:t>一</w:t>
-      </w:r>
-      <w:proofErr w:type="gramEnd"/>
-      <w:r>
-        <w:rPr>
-          <w:rFonts w:ascii="宋体" w:eastAsia="宋体" w:hAnsi="宋体" w:hint="eastAsia"/>
-          <w:sz w:val="24"/>
-        </w:rPr>
-        <w:t>：</w:t>
-      </w:r>
-      <w:r>
-        <w:rPr>
-          <w:rFonts w:ascii="宋体" w:eastAsia="宋体" w:hAnsi="宋体" w:hint="eastAsia"/>
-          <w:sz w:val="24"/>
-        </w:rPr>
-        <w:t>用地合</w:t>
-      </w:r>
-      <w:proofErr w:type="gramStart"/>
-      <w:r>
-        <w:rPr>
-          <w:rFonts w:ascii="宋体" w:eastAsia="宋体" w:hAnsi="宋体" w:hint="eastAsia"/>
-          <w:sz w:val="24"/>
-        </w:rPr>
-        <w:t>规</w:t>
-      </w:r>
-      <w:proofErr w:type="gramEnd"/>
-      <w:r>
-        <w:rPr>
-          <w:rFonts w:ascii="宋体" w:eastAsia="宋体" w:hAnsi="宋体" w:hint="eastAsia"/>
-          <w:sz w:val="24"/>
-        </w:rPr>
-        <w:t>提示</w:t>
-      </w:r>
-    </w:p>
-    <w:p>
-      <w:pPr>
-        <w:rPr>
-          <w:rFonts w:ascii="宋体" w:eastAsia="宋体" w:hAnsi="宋体" w:hint="eastAsia"/>
-          <w:sz w:val="24"/>
-        </w:rPr>
-      </w:pPr>
-      <w:r>
-        <w:rPr>
-          <w:rFonts w:ascii="宋体" w:eastAsia="宋体" w:hAnsi="宋体" w:hint="eastAsia"/>
-          <w:sz w:val="24"/>
-        </w:rPr>
-        <w:t>功能二：</w:t>
-      </w:r>
-      <w:r>
-        <w:rPr>
-          <w:rFonts w:ascii="宋体" w:eastAsia="宋体" w:hAnsi="宋体"/>
-          <w:sz w:val="24"/>
-        </w:rPr>
-        <w:t>现状基底校核</w:t>
-      </w:r>
-    </w:p>
-    <w:p>
-      <w:pPr>
-        <w:rPr>
-          <w:rFonts w:ascii="宋体" w:eastAsia="宋体" w:hAnsi="宋体"/>
-          <w:sz w:val="24"/>
-        </w:rPr>
-      </w:pPr>
-      <w:r>
-        <w:rPr>
-          <w:rFonts w:ascii="宋体" w:eastAsia="宋体" w:hAnsi="宋体" w:hint="eastAsia"/>
-          <w:sz w:val="24"/>
-        </w:rPr>
-        <w:t>模块</w:t>
-      </w:r>
-      <w:r>
-        <w:rPr>
-          <w:rFonts w:ascii="宋体" w:eastAsia="宋体" w:hAnsi="宋体" w:hint="eastAsia"/>
-          <w:sz w:val="24"/>
-        </w:rPr>
-        <w:t>二</w:t>
-      </w:r>
-      <w:r>
-        <w:rPr>
-          <w:rFonts w:ascii="宋体" w:eastAsia="宋体" w:hAnsi="宋体" w:hint="eastAsia"/>
-          <w:sz w:val="24"/>
-        </w:rPr>
-        <w:t>：</w:t>
-      </w:r>
-      <w:r>
-        <w:rPr>
-          <w:rFonts w:ascii="宋体" w:eastAsia="宋体" w:hAnsi="宋体" w:hint="eastAsia"/>
-          <w:strike/>
-          <w:sz w:val="24"/>
-        </w:rPr>
-        <w:t>现势性比对，</w:t>
-      </w:r>
-      <w:r>
-        <w:rPr>
-          <w:rFonts w:ascii="宋体" w:eastAsia="宋体" w:hAnsi="宋体"/>
-          <w:sz w:val="24"/>
-        </w:rPr>
-        <w:t>把</w:t>
+          <w:sz w:val="24"/>
+        </w:rPr>
+        <w:t>提示，指在土地使用、项目建设、地块开发中，必须遵守的</w:t>
       </w:r>
       <w:r>
         <w:rPr>
@@ -359,14 +115,30 @@
           <w:bCs/>
           <w:sz w:val="24"/>
         </w:rPr>
-        <w:t>两套或多套地理空间数据</w:t>
-      </w:r>
-      <w:r>
-        <w:rPr>
-          <w:rFonts w:ascii="宋体" w:eastAsia="宋体" w:hAnsi="宋体"/>
-          <w:sz w:val="24"/>
-        </w:rPr>
-        <w:t>从空间位置、范围边界、地物要素上</w:t>
+        <w:t>法定底线、审批程序、规划管控、地类限制</w:t>
+      </w:r>
+      <w:r>
+        <w:rPr>
+          <w:rFonts w:ascii="宋体" w:eastAsia="宋体" w:hAnsi="宋体" w:hint="eastAsia"/>
+          <w:sz w:val="24"/>
+        </w:rPr>
+        <w:t>等合</w:t>
+      </w:r>
+      <w:proofErr w:type="gramStart"/>
+      <w:r>
+        <w:rPr>
+          <w:rFonts w:ascii="宋体" w:eastAsia="宋体" w:hAnsi="宋体" w:hint="eastAsia"/>
+          <w:sz w:val="24"/>
+        </w:rPr>
+        <w:t>规</w:t>
+      </w:r>
+      <w:proofErr w:type="gramEnd"/>
+      <w:r>
+        <w:rPr>
+          <w:rFonts w:ascii="宋体" w:eastAsia="宋体" w:hAnsi="宋体" w:hint="eastAsia"/>
+          <w:sz w:val="24"/>
+        </w:rPr>
+        <w:t>要求，用于</w:t>
       </w:r>
       <w:r>
         <w:rPr>
@@ -375,30 +147,258 @@
           <w:bCs/>
           <w:sz w:val="24"/>
         </w:rPr>
-        <w:t>叠置对比</w:t>
-      </w:r>
-      <w:r>
-        <w:rPr>
-          <w:rFonts w:ascii="宋体" w:eastAsia="宋体" w:hAnsi="宋体"/>
-          <w:sz w:val="24"/>
-        </w:rPr>
-        <w:t>，检查：</w:t>
+        <w:t>事前自查、风险提示、监管核查</w:t>
+      </w:r>
+      <w:r>
+        <w:rPr>
+          <w:rFonts w:ascii="宋体" w:eastAsia="宋体" w:hAnsi="宋体" w:hint="eastAsia"/>
+          <w:sz w:val="24"/>
+        </w:rPr>
+        <w:t>。</w:t>
       </w:r>
     </w:p>
     <w:p>
       <w:pPr>
+        <w:rPr>
+          <w:rFonts w:ascii="宋体" w:eastAsia="宋体" w:hAnsi="宋体" w:hint="eastAsia"/>
+          <w:sz w:val="24"/>
+        </w:rPr>
+      </w:pPr>
+      <w:r>
+        <w:rPr>
+          <w:rFonts w:ascii="宋体" w:eastAsia="宋体" w:hAnsi="宋体" w:hint="eastAsia"/>
+          <w:sz w:val="24"/>
+        </w:rPr>
+        <w:t>1.核心红线（绝对不能碰）</w:t>
+      </w:r>
+    </w:p>
+    <w:p>
+      <w:pPr>
+        <w:rPr>
+          <w:rFonts w:ascii="宋体" w:eastAsia="宋体" w:hAnsi="宋体" w:hint="eastAsia"/>
+          <w:sz w:val="24"/>
+        </w:rPr>
+      </w:pPr>
+      <w:r>
+        <w:rPr>
+          <w:rFonts w:ascii="宋体" w:eastAsia="宋体" w:hAnsi="宋体" w:hint="eastAsia"/>
+          <w:sz w:val="24"/>
+        </w:rPr>
+        <w:t>2.关键合</w:t>
+      </w:r>
+      <w:proofErr w:type="gramStart"/>
+      <w:r>
+        <w:rPr>
+          <w:rFonts w:ascii="宋体" w:eastAsia="宋体" w:hAnsi="宋体" w:hint="eastAsia"/>
+          <w:sz w:val="24"/>
+        </w:rPr>
+        <w:t>规</w:t>
+      </w:r>
+      <w:proofErr w:type="gramEnd"/>
+      <w:r>
+        <w:rPr>
+          <w:rFonts w:ascii="宋体" w:eastAsia="宋体" w:hAnsi="宋体" w:hint="eastAsia"/>
+          <w:sz w:val="24"/>
+        </w:rPr>
+        <w:t>审查要点（自查清单）</w:t>
+      </w:r>
+    </w:p>
+    <w:p>
+      <w:pPr>
+        <w:rPr>
+          <w:rFonts w:ascii="宋体" w:eastAsia="宋体" w:hAnsi="宋体" w:hint="eastAsia"/>
+          <w:sz w:val="24"/>
+        </w:rPr>
+      </w:pPr>
+      <w:r>
+        <w:rPr>
+          <w:rFonts w:ascii="宋体" w:eastAsia="宋体" w:hAnsi="宋体" w:hint="eastAsia"/>
+          <w:sz w:val="24"/>
+        </w:rPr>
+        <w:t>3.常见违法情形（必避）</w:t>
+      </w:r>
+    </w:p>
+    <w:p>
+      <w:pPr>
+        <w:rPr>
+          <w:rFonts w:ascii="宋体" w:eastAsia="宋体" w:hAnsi="宋体" w:hint="eastAsia"/>
+          <w:sz w:val="24"/>
+        </w:rPr>
+      </w:pPr>
+      <w:r>
+        <w:rPr>
+          <w:rFonts w:ascii="宋体" w:eastAsia="宋体" w:hAnsi="宋体" w:hint="eastAsia"/>
+          <w:sz w:val="24"/>
+        </w:rPr>
+        <w:t>4.合</w:t>
+      </w:r>
+      <w:proofErr w:type="gramStart"/>
+      <w:r>
+        <w:rPr>
+          <w:rFonts w:ascii="宋体" w:eastAsia="宋体" w:hAnsi="宋体" w:hint="eastAsia"/>
+          <w:sz w:val="24"/>
+        </w:rPr>
+        <w:t>规</w:t>
+      </w:r>
+      <w:proofErr w:type="gramEnd"/>
+      <w:r>
+        <w:rPr>
+          <w:rFonts w:ascii="宋体" w:eastAsia="宋体" w:hAnsi="宋体" w:hint="eastAsia"/>
+          <w:sz w:val="24"/>
+        </w:rPr>
+        <w:t>底线：</w:t>
+      </w:r>
+      <w:r>
+        <w:rPr>
+          <w:rFonts w:ascii="宋体" w:eastAsia="宋体" w:hAnsi="宋体"/>
+          <w:b/>
+          <w:bCs/>
+          <w:sz w:val="24"/>
+        </w:rPr>
+        <w:t>先查地类与规划、再办齐全审批、守住红线与占补、用途</w:t>
+      </w:r>
+      <w:proofErr w:type="gramStart"/>
+      <w:r>
+        <w:rPr>
+          <w:rFonts w:ascii="宋体" w:eastAsia="宋体" w:hAnsi="宋体"/>
+          <w:b/>
+          <w:bCs/>
+          <w:sz w:val="24"/>
+        </w:rPr>
+        <w:t>不</w:t>
+      </w:r>
+      <w:proofErr w:type="gramEnd"/>
+      <w:r>
+        <w:rPr>
+          <w:rFonts w:ascii="宋体" w:eastAsia="宋体" w:hAnsi="宋体"/>
+          <w:b/>
+          <w:bCs/>
+          <w:sz w:val="24"/>
+        </w:rPr>
+        <w:t>擅自改变。</w:t>
+      </w:r>
+    </w:p>
+    <w:p>
+      <w:pPr>
+        <w:rPr>
+          <w:rFonts w:ascii="宋体" w:eastAsia="宋体" w:hAnsi="宋体" w:hint="eastAsia"/>
+          <w:sz w:val="24"/>
+        </w:rPr>
+      </w:pPr>
+      <w:r>
+        <w:rPr>
+          <w:rFonts w:ascii="宋体" w:eastAsia="宋体" w:hAnsi="宋体" w:hint="eastAsia"/>
+          <w:sz w:val="24"/>
+        </w:rPr>
+        <w:t xml:space="preserve"> </w:t>
+      </w:r>
+    </w:p>
+    <w:p>
+      <w:pPr>
+        <w:rPr>
+          <w:rFonts w:ascii="宋体" w:eastAsia="宋体" w:hAnsi="宋体" w:hint="eastAsia"/>
+          <w:sz w:val="24"/>
+        </w:rPr>
+      </w:pPr>
+      <w:r>
+        <w:rPr>
+          <w:rFonts w:ascii="宋体" w:eastAsia="宋体" w:hAnsi="宋体" w:hint="eastAsia"/>
+          <w:sz w:val="24"/>
+        </w:rPr>
+        <w:t>用户输入：影像、合规范围</w:t>
+      </w:r>
+    </w:p>
+    <w:p>
+      <w:pPr>
+        <w:rPr>
+          <w:rFonts w:ascii="宋体" w:eastAsia="宋体" w:hAnsi="宋体" w:hint="eastAsia"/>
+          <w:sz w:val="24"/>
+        </w:rPr>
+      </w:pPr>
+      <w:r>
+        <w:rPr>
+          <w:rFonts w:ascii="宋体" w:eastAsia="宋体" w:hAnsi="宋体" w:hint="eastAsia"/>
+          <w:sz w:val="24"/>
+        </w:rPr>
+        <w:t>输出：提示结论，（包含数据及文本类报告）</w:t>
+      </w:r>
+    </w:p>
+    <w:p>
+      <w:pPr>
+        <w:rPr>
+          <w:rFonts w:ascii="宋体" w:eastAsia="宋体" w:hAnsi="宋体" w:hint="eastAsia"/>
+          <w:sz w:val="24"/>
+        </w:rPr>
+      </w:pPr>
+      <w:r>
+        <w:rPr>
+          <w:rFonts w:ascii="宋体" w:eastAsia="宋体" w:hAnsi="宋体" w:hint="eastAsia"/>
+          <w:sz w:val="24"/>
+        </w:rPr>
+        <w:t xml:space="preserve"> </w:t>
+      </w:r>
+    </w:p>
+    <w:p>
+      <w:pPr>
+        <w:rPr>
+          <w:rFonts w:ascii="宋体" w:eastAsia="宋体" w:hAnsi="宋体" w:hint="eastAsia"/>
+          <w:sz w:val="24"/>
+        </w:rPr>
+      </w:pPr>
+      <w:r>
+        <w:rPr>
+          <w:rFonts w:ascii="宋体" w:eastAsia="宋体" w:hAnsi="宋体" w:hint="eastAsia"/>
+          <w:sz w:val="24"/>
+        </w:rPr>
+        <w:t>模块二：现状基底校核，把</w:t>
+      </w:r>
+      <w:r>
+        <w:rPr>
+          <w:rFonts w:ascii="宋体" w:eastAsia="宋体" w:hAnsi="宋体" w:hint="eastAsia"/>
+          <w:b/>
+          <w:bCs/>
+          <w:sz w:val="24"/>
+        </w:rPr>
+        <w:t>两套或多套地理空间数据</w:t>
+      </w:r>
+      <w:r>
+        <w:rPr>
+          <w:rFonts w:ascii="宋体" w:eastAsia="宋体" w:hAnsi="宋体" w:hint="eastAsia"/>
+          <w:sz w:val="24"/>
+        </w:rPr>
+        <w:t>从空间位置、范围边界、地物要素上</w:t>
+      </w:r>
+      <w:r>
+        <w:rPr>
+          <w:rFonts w:ascii="宋体" w:eastAsia="宋体" w:hAnsi="宋体" w:hint="eastAsia"/>
+          <w:b/>
+          <w:bCs/>
+          <w:sz w:val="24"/>
+        </w:rPr>
+        <w:t>叠置对比</w:t>
+      </w:r>
+      <w:r>
+        <w:rPr>
+          <w:rFonts w:ascii="宋体" w:eastAsia="宋体" w:hAnsi="宋体" w:hint="eastAsia"/>
+          <w:sz w:val="24"/>
+        </w:rPr>
+        <w:t>，检查：</w:t>
+      </w:r>
+    </w:p>
+    <w:p>
+      <w:pPr>
         <w:numPr>
           <w:ilvl w:val="0"/>
-          <w:numId w:val="1"/>
+          <w:numId w:val="2"/>
         </w:numPr>
         <w:rPr>
-          <w:rFonts w:ascii="宋体" w:eastAsia="宋体" w:hAnsi="宋体"/>
-          <w:sz w:val="24"/>
-        </w:rPr>
-      </w:pPr>
-      <w:r>
-        <w:rPr>
-          <w:rFonts w:ascii="宋体" w:eastAsia="宋体" w:hAnsi="宋体"/>
+          <w:rFonts w:ascii="宋体" w:eastAsia="宋体" w:hAnsi="宋体" w:hint="eastAsia"/>
+          <w:sz w:val="24"/>
+        </w:rPr>
+      </w:pPr>
+      <w:r>
+        <w:rPr>
+          <w:rFonts w:ascii="宋体" w:eastAsia="宋体" w:hAnsi="宋体" w:hint="eastAsia"/>
           <w:sz w:val="24"/>
         </w:rPr>
         <w:t>边界范围有没有变化</w:t>
@@ -408,16 +408,16 @@
       <w:pPr>
         <w:numPr>
           <w:ilvl w:val="0"/>
-          <w:numId w:val="1"/>
+          <w:numId w:val="2"/>
         </w:numPr>
         <w:rPr>
-          <w:rFonts w:ascii="宋体" w:eastAsia="宋体" w:hAnsi="宋体"/>
-          <w:sz w:val="24"/>
-        </w:rPr>
-      </w:pPr>
-      <w:r>
-        <w:rPr>
-          <w:rFonts w:ascii="宋体" w:eastAsia="宋体" w:hAnsi="宋体"/>
+          <w:rFonts w:ascii="宋体" w:eastAsia="宋体" w:hAnsi="宋体" w:hint="eastAsia"/>
+          <w:sz w:val="24"/>
+        </w:rPr>
+      </w:pPr>
+      <w:r>
+        <w:rPr>
+          <w:rFonts w:ascii="宋体" w:eastAsia="宋体" w:hAnsi="宋体" w:hint="eastAsia"/>
           <w:sz w:val="24"/>
         </w:rPr>
         <w:t>道路、水系、地块是否新增 / 消失</w:t>
@@ -427,16 +427,16 @@
       <w:pPr>
         <w:numPr>
           <w:ilvl w:val="0"/>
-          <w:numId w:val="1"/>
+          <w:numId w:val="2"/>
         </w:numPr>
         <w:rPr>
-          <w:rFonts w:ascii="宋体" w:eastAsia="宋体" w:hAnsi="宋体"/>
-          <w:sz w:val="24"/>
-        </w:rPr>
-      </w:pPr>
-      <w:r>
-        <w:rPr>
-          <w:rFonts w:ascii="宋体" w:eastAsia="宋体" w:hAnsi="宋体"/>
+          <w:rFonts w:ascii="宋体" w:eastAsia="宋体" w:hAnsi="宋体" w:hint="eastAsia"/>
+          <w:sz w:val="24"/>
+        </w:rPr>
+      </w:pPr>
+      <w:r>
+        <w:rPr>
+          <w:rFonts w:ascii="宋体" w:eastAsia="宋体" w:hAnsi="宋体" w:hint="eastAsia"/>
           <w:sz w:val="24"/>
         </w:rPr>
         <w:t>行政区划、村镇界线是否调整</w:t>
@@ -446,16 +446,16 @@
       <w:pPr>
         <w:numPr>
           <w:ilvl w:val="0"/>
-          <w:numId w:val="1"/>
+          <w:numId w:val="2"/>
         </w:numPr>
         <w:rPr>
-          <w:rFonts w:ascii="宋体" w:eastAsia="宋体" w:hAnsi="宋体"/>
-          <w:sz w:val="24"/>
-        </w:rPr>
-      </w:pPr>
-      <w:r>
-        <w:rPr>
-          <w:rFonts w:ascii="宋体" w:eastAsia="宋体" w:hAnsi="宋体"/>
+          <w:rFonts w:ascii="宋体" w:eastAsia="宋体" w:hAnsi="宋体" w:hint="eastAsia"/>
+          <w:sz w:val="24"/>
+        </w:rPr>
+      </w:pPr>
+      <w:r>
+        <w:rPr>
+          <w:rFonts w:ascii="宋体" w:eastAsia="宋体" w:hAnsi="宋体" w:hint="eastAsia"/>
           <w:sz w:val="24"/>
         </w:rPr>
         <w:t>老旧数据和现状实景的差异有多大</w:t>
@@ -464,7 +464,7 @@
     <w:p>
       <w:pPr>
         <w:rPr>
-          <w:rFonts w:ascii="宋体" w:eastAsia="宋体" w:hAnsi="宋体"/>
+          <w:rFonts w:ascii="宋体" w:eastAsia="宋体" w:hAnsi="宋体" w:hint="eastAsia"/>
           <w:sz w:val="24"/>
         </w:rPr>
       </w:pPr>
@@ -488,19 +488,20 @@
           <w:rFonts w:ascii="宋体" w:eastAsia="宋体" w:hAnsi="宋体" w:hint="eastAsia"/>
           <w:sz w:val="24"/>
         </w:rPr>
-        <w:t>输出：比对结果</w:t>
-      </w:r>
-      <w:r>
-        <w:rPr>
-          <w:rFonts w:ascii="宋体" w:eastAsia="宋体" w:hAnsi="宋体" w:hint="eastAsia"/>
-          <w:sz w:val="24"/>
-        </w:rPr>
-        <w:t>（包含数据及文本类报告）。</w:t>
-      </w:r>
+        <w:t>输出：比对结果（包含数据及文本类报告）。</w:t>
+      </w:r>
+    </w:p>
+    <w:p>
+      <w:pPr>
+        <w:rPr>
+          <w:rFonts w:ascii="宋体" w:eastAsia="宋体" w:hAnsi="宋体" w:hint="eastAsia"/>
+          <w:sz w:val="24"/>
+        </w:rPr>
+      </w:pPr>
     </w:p>
     <w:sectPr>
       <w:pgSz w:w="11906" w:h="16838"/>
-      <w:pgMar w:top="1440" w:right="1800" w:bottom="1440" w:left="1800" w:header="851" w:footer="992" w:gutter="0"/>
+      <w:pgMar w:top="567" w:right="567" w:bottom="567" w:left="567" w:header="851" w:footer="992" w:gutter="0"/>
       <w:cols w:space="425"/>
       <w:docGrid w:type="lines" w:linePitch="312"/>
     </w:sectPr>
@@ -508,42 +509,7 @@
 </w:document>
 </file>
 
-<file path=word\fontTable.xml><?xml version="1.0" encoding="utf-8"?>
-<w:fonts xmlns:mc="http://schemas.openxmlformats.org/markup-compatibility/2006" xmlns:r="http://schemas.openxmlformats.org/officeDocument/2006/relationships" xmlns:w="http://schemas.openxmlformats.org/wordprocessingml/2006/main" xmlns:w14="http://schemas.microsoft.com/office/word/2010/wordml" xmlns:w15="http://schemas.microsoft.com/office/word/2012/wordml" xmlns:w16cex="http://schemas.microsoft.com/office/word/2018/wordml/cex" xmlns:w16cid="http://schemas.microsoft.com/office/word/2016/wordml/cid" xmlns:w16="http://schemas.microsoft.com/office/word/2018/wordml" xmlns:w16sdtdh="http://schemas.microsoft.com/office/word/2020/wordml/sdtdatahash" xmlns:w16se="http://schemas.microsoft.com/office/word/2015/wordml/symex" mc:Ignorable="w14 w15 w16se w16cid w16 w16cex w16sdtdh">
-  <w:font w:name="等线">
-    <w:altName w:val="DengXian"/>
-    <w:panose1 w:val="02010600030101010101"/>
-    <w:charset w:val="86"/>
-    <w:family w:val="auto"/>
-    <w:pitch w:val="variable"/>
-    <w:sig w:usb0="A00002BF" w:usb1="38CF7CFA" w:usb2="00000016" w:usb3="00000000" w:csb0="0004000F" w:csb1="00000000"/>
-  </w:font>
-  <w:font w:name="Times New Roman">
-    <w:panose1 w:val="02020603050405020304"/>
-    <w:charset w:val="00"/>
-    <w:family w:val="roman"/>
-    <w:pitch w:val="variable"/>
-    <w:sig w:usb0="E0002EFF" w:usb1="C000785B" w:usb2="00000009" w:usb3="00000000" w:csb0="000001FF" w:csb1="00000000"/>
-  </w:font>
-  <w:font w:name="等线 Light">
-    <w:panose1 w:val="02010600030101010101"/>
-    <w:charset w:val="86"/>
-    <w:family w:val="auto"/>
-    <w:pitch w:val="variable"/>
-    <w:sig w:usb0="A00002BF" w:usb1="38CF7CFA" w:usb2="00000016" w:usb3="00000000" w:csb0="0004000F" w:csb1="00000000"/>
-  </w:font>
-  <w:font w:name="宋体">
-    <w:altName w:val="SimSun"/>
-    <w:panose1 w:val="02010600030101010101"/>
-    <w:charset w:val="86"/>
-    <w:family w:val="auto"/>
-    <w:pitch w:val="variable"/>
-    <w:sig w:usb0="00000203" w:usb1="288F0000" w:usb2="00000016" w:usb3="00000000" w:csb0="00040001" w:csb1="00000000"/>
-  </w:font>
-</w:fonts>
-</file>
-
-<file path=word\numbering.xml><?xml version="1.0" encoding="utf-8"?>
+<file path=word/numbering.xml><?xml version="1.0" encoding="utf-8"?>
 <w:numbering xmlns:wpc="http://schemas.microsoft.com/office/word/2010/wordprocessingCanvas" xmlns:cx="http://schemas.microsoft.com/office/drawing/2014/chartex" xmlns:cx1="http://schemas.microsoft.com/office/drawing/2015/9/8/chartex" xmlns:cx2="http://schemas.microsoft.com/office/drawing/2015/10/21/chartex" xmlns:cx3="http://schemas.microsoft.com/office/drawing/2016/5/9/chartex" xmlns:cx4="http://schemas.microsoft.com/office/drawing/2016/5/10/chartex" xmlns:cx5="http://schemas.microsoft.com/office/drawing/2016/5/11/chartex" xmlns:cx6="http://schemas.microsoft.com/office/drawing/2016/5/12/chartex" xmlns:cx7="http://schemas.microsoft.com/office/drawing/2016/5/13/chartex" xmlns:cx8="http://schemas.microsoft.com/office/drawing/2016/5/14/chartex" xmlns:mc="http://schemas.openxmlformats.org/markup-compatibility/2006" xmlns:aink="http://schemas.microsoft.com/office/drawing/2016/ink" xmlns:am3d="http://schemas.microsoft.com/office/drawing/2017/model3d" xmlns:o="urn:schemas-microsoft-com:office:office" xmlns:oel="http://schemas.microsoft.com/office/2019/extlst" xmlns:r="http://schemas.openxmlformats.org/officeDocument/2006/relationships" xmlns:m="http://schemas.openxmlformats.org/officeDocument/2006/math" xmlns:v="urn:schemas-microsoft-com:vml" xmlns:wp14="http://schemas.microsoft.com/office/word/2010/wordprocessingDrawing" xmlns:wp="http://schemas.openxmlformats.org/drawingml/2006/wordprocessingDrawing" xmlns:w10="urn:schemas-microsoft-com:office:word" xmlns:w="http://schemas.openxmlformats.org/wordprocessingml/2006/main" xmlns:w14="http://schemas.microsoft.com/office/word/2010/wordml" xmlns:w15="http://schemas.microsoft.com/office/word/2012/wordml" xmlns:w16cex="http://schemas.microsoft.com/office/word/2018/wordml/cex" xmlns:w16cid="http://schemas.microsoft.com/office/word/2016/wordml/cid" xmlns:w16="http://schemas.microsoft.com/office/word/2018/wordml" xmlns:w16sdtdh="http://schemas.microsoft.com/office/word/2020/wordml/sdtdatahash" xmlns:w16se="http://schemas.microsoft.com/office/word/2015/wordml/symex" xmlns:wpg="http://schemas.microsoft.com/office/word/2010/wordprocessingGroup" xmlns:wpi="http://schemas.microsoft.com/office/word/2010/wordprocessingInk" xmlns:wne="http://schemas.microsoft.com/office/word/2006/wordml" xmlns:wps="http://schemas.microsoft.com/office/word/2010/wordprocessingShape" mc:Ignorable="w14 w15 w16se w16cid w16 w16cex w16sdtdh wp14">
   <w:abstractNum w:abstractNumId="0" w15:restartNumberingAfterBreak="0">
     <w:nsid w:val="19381CAB"/>
@@ -658,86 +624,183 @@
       </w:pPr>
     </w:lvl>
   </w:abstractNum>
+  <w:abstractNum w:abstractNumId="1" w15:restartNumberingAfterBreak="0">
+    <w:nsid w:val="25A740C7"/>
+    <w:multiLevelType w:val="multilevel"/>
+    <w:tmpl w:val="87BA780A"/>
+    <w:lvl w:ilvl="0">
+      <w:start w:val="1"/>
+      <w:numFmt w:val="decimal"/>
+      <w:lvlText w:val="%1."/>
+      <w:lvlJc w:val="left"/>
+      <w:pPr>
+        <w:tabs>
+          <w:tab w:val="num" w:pos="720"/>
+        </w:tabs>
+        <w:ind w:left="720" w:hanging="360"/>
+      </w:pPr>
+      <w:rPr>
+        <w:rFonts w:ascii="Times New Roman" w:hAnsi="Times New Roman" w:cs="Times New Roman" w:hint="default"/>
+      </w:rPr>
+    </w:lvl>
+    <w:lvl w:ilvl="1">
+      <w:start w:val="1"/>
+      <w:numFmt w:val="decimal"/>
+      <w:lvlText w:val="%2."/>
+      <w:lvlJc w:val="left"/>
+      <w:pPr>
+        <w:tabs>
+          <w:tab w:val="num" w:pos="1440"/>
+        </w:tabs>
+        <w:ind w:left="1440" w:hanging="360"/>
+      </w:pPr>
+      <w:rPr>
+        <w:rFonts w:ascii="Times New Roman" w:hAnsi="Times New Roman" w:cs="Times New Roman" w:hint="default"/>
+      </w:rPr>
+    </w:lvl>
+    <w:lvl w:ilvl="2">
+      <w:start w:val="1"/>
+      <w:numFmt w:val="decimal"/>
+      <w:lvlText w:val="%3."/>
+      <w:lvlJc w:val="left"/>
+      <w:pPr>
+        <w:tabs>
+          <w:tab w:val="num" w:pos="2160"/>
+        </w:tabs>
+        <w:ind w:left="2160" w:hanging="360"/>
+      </w:pPr>
+      <w:rPr>
+        <w:rFonts w:ascii="Times New Roman" w:hAnsi="Times New Roman" w:cs="Times New Roman" w:hint="default"/>
+      </w:rPr>
+    </w:lvl>
+    <w:lvl w:ilvl="3">
+      <w:start w:val="1"/>
+      <w:numFmt w:val="decimal"/>
+      <w:lvlText w:val="%4."/>
+      <w:lvlJc w:val="left"/>
+      <w:pPr>
+        <w:tabs>
+          <w:tab w:val="num" w:pos="2880"/>
+        </w:tabs>
+        <w:ind w:left="2880" w:hanging="360"/>
+      </w:pPr>
+      <w:rPr>
+        <w:rFonts w:ascii="Times New Roman" w:hAnsi="Times New Roman" w:cs="Times New Roman" w:hint="default"/>
+      </w:rPr>
+    </w:lvl>
+    <w:lvl w:ilvl="4">
+      <w:start w:val="1"/>
+      <w:numFmt w:val="decimal"/>
+      <w:lvlText w:val="%5."/>
+      <w:lvlJc w:val="left"/>
+      <w:pPr>
+        <w:tabs>
+          <w:tab w:val="num" w:pos="3600"/>
+        </w:tabs>
+        <w:ind w:left="3600" w:hanging="360"/>
+      </w:pPr>
+      <w:rPr>
+        <w:rFonts w:ascii="Times New Roman" w:hAnsi="Times New Roman" w:cs="Times New Roman" w:hint="default"/>
+      </w:rPr>
+    </w:lvl>
+    <w:lvl w:ilvl="5">
+      <w:start w:val="1"/>
+      <w:numFmt w:val="decimal"/>
+      <w:lvlText w:val="%6."/>
+      <w:lvlJc w:val="left"/>
+      <w:pPr>
+        <w:tabs>
+          <w:tab w:val="num" w:pos="4320"/>
+        </w:tabs>
+        <w:ind w:left="4320" w:hanging="360"/>
+      </w:pPr>
+      <w:rPr>
+        <w:rFonts w:ascii="Times New Roman" w:hAnsi="Times New Roman" w:cs="Times New Roman" w:hint="default"/>
+      </w:rPr>
+    </w:lvl>
+    <w:lvl w:ilvl="6">
+      <w:start w:val="1"/>
+      <w:numFmt w:val="decimal"/>
+      <w:lvlText w:val="%7."/>
+      <w:lvlJc w:val="left"/>
+      <w:pPr>
+        <w:tabs>
+          <w:tab w:val="num" w:pos="5040"/>
+        </w:tabs>
+        <w:ind w:left="5040" w:hanging="360"/>
+      </w:pPr>
+      <w:rPr>
+        <w:rFonts w:ascii="Times New Roman" w:hAnsi="Times New Roman" w:cs="Times New Roman" w:hint="default"/>
+      </w:rPr>
+    </w:lvl>
+    <w:lvl w:ilvl="7">
+      <w:start w:val="1"/>
+      <w:numFmt w:val="decimal"/>
+      <w:lvlText w:val="%8."/>
+      <w:lvlJc w:val="left"/>
+      <w:pPr>
+        <w:tabs>
+          <w:tab w:val="num" w:pos="5760"/>
+        </w:tabs>
+        <w:ind w:left="5760" w:hanging="360"/>
+      </w:pPr>
+      <w:rPr>
+        <w:rFonts w:ascii="Times New Roman" w:hAnsi="Times New Roman" w:cs="Times New Roman" w:hint="default"/>
+      </w:rPr>
+    </w:lvl>
+    <w:lvl w:ilvl="8">
+      <w:start w:val="1"/>
+      <w:numFmt w:val="decimal"/>
+      <w:lvlText w:val="%9."/>
+      <w:lvlJc w:val="left"/>
+      <w:pPr>
+        <w:tabs>
+          <w:tab w:val="num" w:pos="6480"/>
+        </w:tabs>
+        <w:ind w:left="6480" w:hanging="360"/>
+      </w:pPr>
+      <w:rPr>
+        <w:rFonts w:ascii="Times New Roman" w:hAnsi="Times New Roman" w:cs="Times New Roman" w:hint="default"/>
+      </w:rPr>
+    </w:lvl>
+  </w:abstractNum>
   <w:num w:numId="1" w16cid:durableId="1655521423">
     <w:abstractNumId w:val="0"/>
+  </w:num>
+  <w:num w:numId="2" w16cid:durableId="626357581">
+    <w:abstractNumId w:val="1"/>
+    <w:lvlOverride w:ilvl="0">
+      <w:startOverride w:val="1"/>
+    </w:lvlOverride>
+    <w:lvlOverride w:ilvl="1">
+      <w:startOverride w:val="1"/>
+    </w:lvlOverride>
+    <w:lvlOverride w:ilvl="2">
+      <w:startOverride w:val="1"/>
+    </w:lvlOverride>
+    <w:lvlOverride w:ilvl="3">
+      <w:startOverride w:val="1"/>
+    </w:lvlOverride>
+    <w:lvlOverride w:ilvl="4">
+      <w:startOverride w:val="1"/>
+    </w:lvlOverride>
+    <w:lvlOverride w:ilvl="5">
+      <w:startOverride w:val="1"/>
+    </w:lvlOverride>
+    <w:lvlOverride w:ilvl="6">
+      <w:startOverride w:val="1"/>
+    </w:lvlOverride>
+    <w:lvlOverride w:ilvl="7">
+      <w:startOverride w:val="1"/>
+    </w:lvlOverride>
+    <w:lvlOverride w:ilvl="8">
+      <w:startOverride w:val="1"/>
+    </w:lvlOverride>
   </w:num>
 </w:numbering>
 </file>
 
-<file path=word\settings.xml><?xml version="1.0" encoding="utf-8"?>
-<w:settings xmlns:mc="http://schemas.openxmlformats.org/markup-compatibility/2006" xmlns:o="urn:schemas-microsoft-com:office:office" xmlns:r="http://schemas.openxmlformats.org/officeDocument/2006/relationships" xmlns:m="http://schemas.openxmlformats.org/officeDocument/2006/math" xmlns:v="urn:schemas-microsoft-com:vml" xmlns:w10="urn:schemas-microsoft-com:office:word" xmlns:w="http://schemas.openxmlformats.org/wordprocessingml/2006/main" xmlns:w14="http://schemas.microsoft.com/office/word/2010/wordml" xmlns:w15="http://schemas.microsoft.com/office/word/2012/wordml" xmlns:w16cex="http://schemas.microsoft.com/office/word/2018/wordml/cex" xmlns:w16cid="http://schemas.microsoft.com/office/word/2016/wordml/cid" xmlns:w16="http://schemas.microsoft.com/office/word/2018/wordml" xmlns:w16sdtdh="http://schemas.microsoft.com/office/word/2020/wordml/sdtdatahash" xmlns:w16se="http://schemas.microsoft.com/office/word/2015/wordml/symex" xmlns:sl="http://schemas.openxmlformats.org/schemaLibrary/2006/main" mc:Ignorable="w14 w15 w16se w16cid w16 w16cex w16sdtdh">
-  <w:zoom w:percent="160"/>
-  <w:bordersDoNotSurroundHeader/>
-  <w:bordersDoNotSurroundFooter/>
-  <w:proofState w:spelling="clean" w:grammar="clean"/>
-  <w:defaultTabStop w:val="420"/>
-  <w:drawingGridVerticalSpacing w:val="156"/>
-  <w:displayHorizontalDrawingGridEvery w:val="0"/>
-  <w:displayVerticalDrawingGridEvery w:val="2"/>
-  <w:characterSpacingControl w:val="compressPunctuation"/>
-  <w:compat>
-    <w:spaceForUL/>
-    <w:balanceSingleByteDoubleByteWidth/>
-    <w:doNotLeaveBackslashAlone/>
-    <w:ulTrailSpace/>
-    <w:doNotExpandShiftReturn/>
-    <w:adjustLineHeightInTable/>
-    <w:useFELayout/>
-    <w:compatSetting w:name="compatibilityMode" w:uri="http://schemas.microsoft.com/office/word" w:val="15"/>
-    <w:compatSetting w:name="overrideTableStyleFontSizeAndJustification" w:uri="http://schemas.microsoft.com/office/word" w:val="1"/>
-    <w:compatSetting w:name="enableOpenTypeFeatures" w:uri="http://schemas.microsoft.com/office/word" w:val="1"/>
-    <w:compatSetting w:name="doNotFlipMirrorIndents" w:uri="http://schemas.microsoft.com/office/word" w:val="1"/>
-    <w:compatSetting w:name="differentiateMultirowTableHeaders" w:uri="http://schemas.microsoft.com/office/word" w:val="1"/>
-    <w:compatSetting w:name="useWord2013TrackBottomHyphenation" w:uri="http://schemas.microsoft.com/office/word" w:val="0"/>
-  </w:compat>
-  <w:rsids>
-    <w:rsidRoot w:val="001F3278"/>
-    <w:rsid w:val="001C4728"/>
-    <w:rsid w:val="001F3278"/>
-    <w:rsid w:val="0028550A"/>
-    <w:rsid w:val="00382416"/>
-    <w:rsid w:val="004B0AC1"/>
-    <w:rsid w:val="005254F3"/>
-    <w:rsid w:val="007C0EC3"/>
-    <w:rsid w:val="007F7BC9"/>
-    <w:rsid w:val="009C0212"/>
-    <w:rsid w:val="00A05473"/>
-    <w:rsid w:val="00BD1058"/>
-    <w:rsid w:val="00DF48E8"/>
-    <w:rsid w:val="00F46F3D"/>
-    <w:rsid w:val="00FB0521"/>
-    <w:rsid w:val="00FC7B35"/>
-  </w:rsids>
-  <m:mathPr>
-    <m:mathFont m:val="Cambria Math"/>
-    <m:brkBin m:val="before"/>
-    <m:brkBinSub m:val="--"/>
-    <m:smallFrac m:val="0"/>
-    <m:dispDef/>
-    <m:lMargin m:val="0"/>
-    <m:rMargin m:val="0"/>
-    <m:defJc m:val="centerGroup"/>
-    <m:wrapIndent m:val="1440"/>
-    <m:intLim m:val="subSup"/>
-    <m:naryLim m:val="undOvr"/>
-  </m:mathPr>
-  <w:themeFontLang w:val="en-US" w:eastAsia="zh-CN"/>
-  <w:clrSchemeMapping w:bg1="light1" w:t1="dark1" w:bg2="light2" w:t2="dark2" w:accent1="accent1" w:accent2="accent2" w:accent3="accent3" w:accent4="accent4" w:accent5="accent5" w:accent6="accent6" w:hyperlink="hyperlink" w:followedHyperlink="followedHyperlink"/>
-  <w:shapeDefaults>
-    <o:shapedefaults v:ext="edit" spidmax="1026"/>
-    <o:shapelayout v:ext="edit">
-      <o:idmap v:ext="edit" data="1"/>
-    </o:shapelayout>
-  </w:shapeDefaults>
-  <w:decimalSymbol w:val="."/>
-  <w:listSeparator w:val=","/>
-  <w14:docId w14:val="6F0B36A0"/>
-  <w15:chartTrackingRefBased/>
-  <w15:docId w15:val="{570C20E5-66F6-42F4-A9C7-1C04DF8DB5D1}"/>
-</w:settings>
-</file>
-
-<file path=word\styles.xml><?xml version="1.0" encoding="utf-8"?>
+<file path=word/styles.xml><?xml version="1.0" encoding="utf-8"?>
 <w:styles xmlns:mc="http://schemas.openxmlformats.org/markup-compatibility/2006" xmlns:r="http://schemas.openxmlformats.org/officeDocument/2006/relationships" xmlns:w="http://schemas.openxmlformats.org/wordprocessingml/2006/main" xmlns:w14="http://schemas.microsoft.com/office/word/2010/wordml" xmlns:w15="http://schemas.microsoft.com/office/word/2012/wordml" xmlns:w16cex="http://schemas.microsoft.com/office/word/2018/wordml/cex" xmlns:w16cid="http://schemas.microsoft.com/office/word/2016/wordml/cid" xmlns:w16="http://schemas.microsoft.com/office/word/2018/wordml" xmlns:w16sdtdh="http://schemas.microsoft.com/office/word/2020/wordml/sdtdatahash" xmlns:w16se="http://schemas.microsoft.com/office/word/2015/wordml/symex" mc:Ignorable="w14 w15 w16se w16cid w16 w16cex w16sdtdh">
   <w:docDefaults>
     <w:rPrDefault>
@@ -1663,7 +1726,7 @@
 </w:styles>
 </file>
 
-<file path=word\theme\theme1.xml><?xml version="1.0" encoding="utf-8"?>
+<file path=word/theme/theme1.xml><?xml version="1.0" encoding="utf-8"?>
 <a:theme xmlns:a="http://schemas.openxmlformats.org/drawingml/2006/main" name="Office 主题​​">
   <a:themeElements>
     <a:clrScheme name="Office">
@@ -1956,39 +2019,4 @@
     </a:ext>
   </a:extLst>
 </a:theme>
-</file>
-
-<file path=word\webSettings.xml><?xml version="1.0" encoding="utf-8"?>
-<w:webSettings xmlns:mc="http://schemas.openxmlformats.org/markup-compatibility/2006" xmlns:r="http://schemas.openxmlformats.org/officeDocument/2006/relationships" xmlns:w="http://schemas.openxmlformats.org/wordprocessingml/2006/main" xmlns:w14="http://schemas.microsoft.com/office/word/2010/wordml" xmlns:w15="http://schemas.microsoft.com/office/word/2012/wordml" xmlns:w16cex="http://schemas.microsoft.com/office/word/2018/wordml/cex" xmlns:w16cid="http://schemas.microsoft.com/office/word/2016/wordml/cid" xmlns:w16="http://schemas.microsoft.com/office/word/2018/wordml" xmlns:w16sdtdh="http://schemas.microsoft.com/office/word/2020/wordml/sdtdatahash" xmlns:w16se="http://schemas.microsoft.com/office/word/2015/wordml/symex" mc:Ignorable="w14 w15 w16se w16cid w16 w16cex w16sdtdh">
-  <w:divs>
-    <w:div w:id="1694959899">
-      <w:bodyDiv w:val="1"/>
-      <w:marLeft w:val="0"/>
-      <w:marRight w:val="0"/>
-      <w:marTop w:val="0"/>
-      <w:marBottom w:val="0"/>
-      <w:divBdr>
-        <w:top w:val="none" w:sz="0" w:space="0" w:color="auto"/>
-        <w:left w:val="none" w:sz="0" w:space="0" w:color="auto"/>
-        <w:bottom w:val="none" w:sz="0" w:space="0" w:color="auto"/>
-        <w:right w:val="none" w:sz="0" w:space="0" w:color="auto"/>
-      </w:divBdr>
-    </w:div>
-    <w:div w:id="1767072291">
-      <w:bodyDiv w:val="1"/>
-      <w:marLeft w:val="0"/>
-      <w:marRight w:val="0"/>
-      <w:marTop w:val="0"/>
-      <w:marBottom w:val="0"/>
-      <w:divBdr>
-        <w:top w:val="none" w:sz="0" w:space="0" w:color="auto"/>
-        <w:left w:val="none" w:sz="0" w:space="0" w:color="auto"/>
-        <w:bottom w:val="none" w:sz="0" w:space="0" w:color="auto"/>
-        <w:right w:val="none" w:sz="0" w:space="0" w:color="auto"/>
-      </w:divBdr>
-    </w:div>
-  </w:divs>
-  <w:optimizeForBrowser/>
-  <w:allowPNG/>
-</w:webSettings>
 </file>
--- a/work/wangxinlin/网页功能区说明.docx
+++ b/work/wangxinlin/网页功能区说明.docx
@@ -4,66 +4,311 @@
   <w:body>
     <w:p>
       <w:pPr>
+        <w:spacing w:after="0" w:line="240" w:lineRule="auto"/>
+        <w:rPr>
+          <w:rFonts w:ascii="宋体" w:eastAsia="宋体" w:hAnsi="宋体" w:hint="eastAsia"/>
+          <w:sz w:val="24"/>
+        </w:rPr>
+      </w:pPr>
+      <w:r>
+        <w:rPr>
+          <w:rFonts w:ascii="宋体" w:eastAsia="宋体" w:hAnsi="宋体" w:hint="eastAsia"/>
+          <w:sz w:val="24"/>
+        </w:rPr>
+        <w:t>Web网页分左右</w:t>
+      </w:r>
+      <w:r>
+        <w:rPr>
+          <w:rFonts w:ascii="宋体" w:eastAsia="宋体" w:hAnsi="宋体" w:hint="eastAsia"/>
+          <w:sz w:val="24"/>
+        </w:rPr>
+        <w:t>2</w:t>
+      </w:r>
+      <w:r>
+        <w:rPr>
+          <w:rFonts w:ascii="宋体" w:eastAsia="宋体" w:hAnsi="宋体" w:hint="eastAsia"/>
+          <w:sz w:val="24"/>
+        </w:rPr>
+        <w:t>栏</w:t>
+      </w:r>
+      <w:r>
+        <w:rPr>
+          <w:rFonts w:ascii="宋体" w:eastAsia="宋体" w:hAnsi="宋体" w:hint="eastAsia"/>
+          <w:sz w:val="24"/>
+        </w:rPr>
+        <w:t>（面积比例7：3）</w:t>
+      </w:r>
+      <w:r>
+        <w:rPr>
+          <w:rFonts w:ascii="宋体" w:eastAsia="宋体" w:hAnsi="宋体" w:hint="eastAsia"/>
+          <w:sz w:val="24"/>
+        </w:rPr>
+        <w:t>：</w:t>
+      </w:r>
+    </w:p>
+    <w:p>
+      <w:pPr>
+        <w:spacing w:after="0" w:line="240" w:lineRule="auto"/>
+        <w:rPr>
+          <w:rFonts w:ascii="宋体" w:eastAsia="宋体" w:hAnsi="宋体" w:hint="eastAsia"/>
+          <w:sz w:val="24"/>
+        </w:rPr>
+      </w:pPr>
+      <w:r>
+        <w:rPr>
+          <w:rFonts w:ascii="宋体" w:eastAsia="宋体" w:hAnsi="宋体" w:hint="eastAsia"/>
+          <w:sz w:val="24"/>
+        </w:rPr>
+        <w:t>左边栏是卫星地图显示区；</w:t>
+      </w:r>
+    </w:p>
+    <w:p>
+      <w:pPr>
+        <w:spacing w:after="0" w:line="240" w:lineRule="auto"/>
+        <w:rPr>
+          <w:rFonts w:ascii="宋体" w:eastAsia="宋体" w:hAnsi="宋体" w:hint="eastAsia"/>
+          <w:sz w:val="24"/>
+        </w:rPr>
+      </w:pPr>
+      <w:r>
+        <w:rPr>
+          <w:rFonts w:ascii="宋体" w:eastAsia="宋体" w:hAnsi="宋体" w:hint="eastAsia"/>
+          <w:sz w:val="24"/>
+        </w:rPr>
+        <w:t>右边栏是用户交互区（输入区），分2大模块：</w:t>
+      </w:r>
+    </w:p>
+    <w:p>
+      <w:pPr>
+        <w:spacing w:after="0" w:line="240" w:lineRule="auto"/>
+        <w:rPr>
+          <w:rFonts w:ascii="宋体" w:eastAsia="宋体" w:hAnsi="宋体" w:hint="eastAsia"/>
+          <w:sz w:val="24"/>
+        </w:rPr>
+      </w:pPr>
+      <w:r>
+        <w:rPr>
+          <w:rFonts w:ascii="宋体" w:eastAsia="宋体" w:hAnsi="宋体" w:hint="eastAsia"/>
+          <w:sz w:val="24"/>
+        </w:rPr>
+        <w:t>模块</w:t>
+      </w:r>
+      <w:r>
+        <w:rPr>
+          <w:rFonts w:ascii="宋体" w:eastAsia="宋体" w:hAnsi="宋体" w:hint="eastAsia"/>
+          <w:sz w:val="24"/>
+        </w:rPr>
+        <w:t>1</w:t>
+      </w:r>
+      <w:r>
+        <w:rPr>
+          <w:rFonts w:ascii="宋体" w:eastAsia="宋体" w:hAnsi="宋体" w:hint="eastAsia"/>
+          <w:sz w:val="24"/>
+        </w:rPr>
+        <w:t>：用地合规提示，指在土地使用、项目建设、地块开发中，必须遵守的</w:t>
+      </w:r>
+      <w:r>
         <w:rPr>
           <w:rFonts w:ascii="宋体" w:eastAsia="宋体" w:hAnsi="宋体"/>
           <w:sz w:val="24"/>
         </w:rPr>
-      </w:pPr>
-      <w:r>
-        <w:rPr>
-          <w:rFonts w:ascii="宋体" w:eastAsia="宋体" w:hAnsi="宋体" w:hint="eastAsia"/>
-          <w:sz w:val="24"/>
-        </w:rPr>
-        <w:t>Web网页分左、中、右3栏：</w:t>
-      </w:r>
-    </w:p>
-    <w:p>
-      <w:pPr>
-        <w:rPr>
-          <w:rFonts w:ascii="宋体" w:eastAsia="宋体" w:hAnsi="宋体" w:hint="eastAsia"/>
-          <w:sz w:val="24"/>
-        </w:rPr>
-      </w:pPr>
-      <w:r>
-        <w:rPr>
-          <w:rFonts w:ascii="宋体" w:eastAsia="宋体" w:hAnsi="宋体" w:hint="eastAsia"/>
-          <w:sz w:val="24"/>
-        </w:rPr>
-        <w:t>左边栏是输出区；</w:t>
-      </w:r>
-    </w:p>
-    <w:p>
-      <w:pPr>
-        <w:rPr>
-          <w:rFonts w:ascii="宋体" w:eastAsia="宋体" w:hAnsi="宋体" w:hint="eastAsia"/>
-          <w:sz w:val="24"/>
-        </w:rPr>
-      </w:pPr>
-      <w:r>
-        <w:rPr>
-          <w:rFonts w:ascii="宋体" w:eastAsia="宋体" w:hAnsi="宋体" w:hint="eastAsia"/>
-          <w:sz w:val="24"/>
-        </w:rPr>
-        <w:t>中间栏是卫星地图显示区；</w:t>
-      </w:r>
-    </w:p>
-    <w:p>
-      <w:pPr>
-        <w:rPr>
-          <w:rFonts w:ascii="宋体" w:eastAsia="宋体" w:hAnsi="宋体" w:hint="eastAsia"/>
-          <w:sz w:val="24"/>
-        </w:rPr>
-      </w:pPr>
-      <w:r>
-        <w:rPr>
-          <w:rFonts w:ascii="宋体" w:eastAsia="宋体" w:hAnsi="宋体" w:hint="eastAsia"/>
-          <w:sz w:val="24"/>
-        </w:rPr>
-        <w:t>右边栏是用户交互区（输入区），分2大模块：</w:t>
-      </w:r>
-    </w:p>
-    <w:p>
-      <w:pPr>
+        <w:t>法定底线、审批程序、规划管控、地类限制</w:t>
+      </w:r>
+      <w:r>
+        <w:rPr>
+          <w:rFonts w:ascii="宋体" w:eastAsia="宋体" w:hAnsi="宋体" w:hint="eastAsia"/>
+          <w:sz w:val="24"/>
+        </w:rPr>
+        <w:t>等合规要求，用于</w:t>
+      </w:r>
+      <w:r>
+        <w:rPr>
+          <w:rFonts w:ascii="宋体" w:eastAsia="宋体" w:hAnsi="宋体"/>
+          <w:sz w:val="24"/>
+        </w:rPr>
+        <w:t>事前自查、风险提示、监管核查</w:t>
+      </w:r>
+      <w:r>
+        <w:rPr>
+          <w:rFonts w:ascii="宋体" w:eastAsia="宋体" w:hAnsi="宋体" w:hint="eastAsia"/>
+          <w:sz w:val="24"/>
+        </w:rPr>
+        <w:t>。</w:t>
+      </w:r>
+    </w:p>
+    <w:p>
+      <w:pPr>
+        <w:spacing w:after="0" w:line="240" w:lineRule="auto"/>
+        <w:rPr>
+          <w:rFonts w:ascii="宋体" w:eastAsia="宋体" w:hAnsi="宋体" w:hint="eastAsia"/>
+          <w:sz w:val="24"/>
+        </w:rPr>
+      </w:pPr>
+      <w:r>
+        <w:rPr>
+          <w:rFonts w:ascii="宋体" w:eastAsia="宋体" w:hAnsi="宋体" w:hint="eastAsia"/>
+          <w:sz w:val="24"/>
+        </w:rPr>
+        <w:t>1.核心红线（绝对不能碰）</w:t>
+      </w:r>
+    </w:p>
+    <w:p>
+      <w:pPr>
+        <w:spacing w:after="0" w:line="240" w:lineRule="auto"/>
+        <w:rPr>
+          <w:rFonts w:ascii="宋体" w:eastAsia="宋体" w:hAnsi="宋体" w:hint="eastAsia"/>
+          <w:sz w:val="24"/>
+        </w:rPr>
+      </w:pPr>
+      <w:r>
+        <w:rPr>
+          <w:rFonts w:ascii="宋体" w:eastAsia="宋体" w:hAnsi="宋体" w:hint="eastAsia"/>
+          <w:sz w:val="24"/>
+        </w:rPr>
+        <w:t>2.关键合规审查要点（自查清单）</w:t>
+      </w:r>
+    </w:p>
+    <w:p>
+      <w:pPr>
+        <w:spacing w:after="0" w:line="240" w:lineRule="auto"/>
+        <w:rPr>
+          <w:rFonts w:ascii="宋体" w:eastAsia="宋体" w:hAnsi="宋体" w:hint="eastAsia"/>
+          <w:sz w:val="24"/>
+        </w:rPr>
+      </w:pPr>
+      <w:r>
+        <w:rPr>
+          <w:rFonts w:ascii="宋体" w:eastAsia="宋体" w:hAnsi="宋体" w:hint="eastAsia"/>
+          <w:sz w:val="24"/>
+        </w:rPr>
+        <w:t>3.常见违法情形（必避）</w:t>
+      </w:r>
+    </w:p>
+    <w:p>
+      <w:pPr>
+        <w:spacing w:after="0" w:line="240" w:lineRule="auto"/>
+        <w:rPr>
+          <w:rFonts w:ascii="宋体" w:eastAsia="宋体" w:hAnsi="宋体" w:hint="eastAsia"/>
+          <w:sz w:val="24"/>
+        </w:rPr>
+      </w:pPr>
+      <w:r>
+        <w:rPr>
+          <w:rFonts w:ascii="宋体" w:eastAsia="宋体" w:hAnsi="宋体" w:hint="eastAsia"/>
+          <w:sz w:val="24"/>
+        </w:rPr>
+        <w:t>4.合规底线：</w:t>
+      </w:r>
+      <w:r>
+        <w:rPr>
+          <w:rFonts w:ascii="宋体" w:eastAsia="宋体" w:hAnsi="宋体"/>
+          <w:sz w:val="24"/>
+        </w:rPr>
+        <w:t>先查地类与规划、再办齐全审批、守住红线与占补、用途不擅自改变。</w:t>
+      </w:r>
+      <w:r>
+        <w:rPr>
+          <w:rFonts w:ascii="宋体" w:eastAsia="宋体" w:hAnsi="宋体" w:hint="eastAsia"/>
+          <w:sz w:val="24"/>
+        </w:rPr>
+        <w:t xml:space="preserve"> </w:t>
+      </w:r>
+    </w:p>
+    <w:p>
+      <w:pPr>
+        <w:spacing w:after="0" w:line="240" w:lineRule="auto"/>
+        <w:rPr>
+          <w:rFonts w:ascii="宋体" w:eastAsia="宋体" w:hAnsi="宋体" w:hint="eastAsia"/>
+          <w:sz w:val="24"/>
+        </w:rPr>
+      </w:pPr>
+      <w:r>
+        <w:rPr>
+          <w:rFonts w:ascii="宋体" w:eastAsia="宋体" w:hAnsi="宋体" w:hint="eastAsia"/>
+          <w:sz w:val="24"/>
+        </w:rPr>
+        <w:t>用户输入</w:t>
+      </w:r>
+      <w:r>
+        <w:rPr>
+          <w:rFonts w:ascii="宋体" w:eastAsia="宋体" w:hAnsi="宋体" w:hint="eastAsia"/>
+          <w:sz w:val="24"/>
+        </w:rPr>
+        <w:t>信息</w:t>
+      </w:r>
+      <w:r>
+        <w:rPr>
+          <w:rFonts w:ascii="宋体" w:eastAsia="宋体" w:hAnsi="宋体" w:hint="eastAsia"/>
+          <w:sz w:val="24"/>
+        </w:rPr>
+        <w:t>：影像、合规范围</w:t>
+      </w:r>
+    </w:p>
+    <w:p>
+      <w:pPr>
+        <w:spacing w:after="0" w:line="240" w:lineRule="auto"/>
+        <w:rPr>
+          <w:rFonts w:ascii="宋体" w:eastAsia="宋体" w:hAnsi="宋体" w:hint="eastAsia"/>
+          <w:sz w:val="24"/>
+        </w:rPr>
+      </w:pPr>
+      <w:r>
+        <w:rPr>
+          <w:rFonts w:ascii="宋体" w:eastAsia="宋体" w:hAnsi="宋体" w:hint="eastAsia"/>
+          <w:sz w:val="24"/>
+        </w:rPr>
+        <w:t>输出</w:t>
+      </w:r>
+      <w:r>
+        <w:rPr>
+          <w:rFonts w:ascii="宋体" w:eastAsia="宋体" w:hAnsi="宋体" w:hint="eastAsia"/>
+          <w:sz w:val="24"/>
+        </w:rPr>
+        <w:t>信息</w:t>
+      </w:r>
+      <w:r>
+        <w:rPr>
+          <w:rFonts w:ascii="宋体" w:eastAsia="宋体" w:hAnsi="宋体" w:hint="eastAsia"/>
+          <w:sz w:val="24"/>
+        </w:rPr>
+        <w:t>：提示结论，（包含数据及文本类报告）</w:t>
+      </w:r>
+    </w:p>
+    <w:p>
+      <w:pPr>
+        <w:spacing w:after="0" w:line="240" w:lineRule="auto"/>
+        <w:rPr>
+          <w:rFonts w:ascii="宋体" w:eastAsia="宋体" w:hAnsi="宋体"/>
+          <w:sz w:val="24"/>
+        </w:rPr>
+      </w:pPr>
+      <w:r>
+        <w:rPr>
+          <w:rFonts w:ascii="宋体" w:eastAsia="宋体" w:hAnsi="宋体" w:hint="eastAsia"/>
+          <w:sz w:val="24"/>
+        </w:rPr>
+        <w:t>输入区包含文字输入对话框和附件上传对话框</w:t>
+      </w:r>
+    </w:p>
+    <w:p>
+      <w:pPr>
+        <w:spacing w:after="0" w:line="240" w:lineRule="auto"/>
+        <w:rPr>
+          <w:rFonts w:ascii="宋体" w:eastAsia="宋体" w:hAnsi="宋体" w:hint="eastAsia"/>
+          <w:sz w:val="24"/>
+        </w:rPr>
+      </w:pPr>
+      <w:r>
+        <w:rPr>
+          <w:rFonts w:ascii="宋体" w:eastAsia="宋体" w:hAnsi="宋体" w:hint="eastAsia"/>
+          <w:sz w:val="24"/>
+        </w:rPr>
+        <w:t>输出区在输入区下方</w:t>
+      </w:r>
+    </w:p>
+    <w:p>
+      <w:pPr>
+        <w:spacing w:after="0" w:line="240" w:lineRule="auto"/>
         <w:rPr>
           <w:rFonts w:ascii="宋体" w:eastAsia="宋体" w:hAnsi="宋体" w:hint="eastAsia"/>
           <w:sz w:val="24"/>
@@ -76,78 +321,19 @@
         </w:rPr>
         <w:t>模块</w:t>
       </w:r>
-      <w:proofErr w:type="gramStart"/>
-      <w:r>
-        <w:rPr>
-          <w:rFonts w:ascii="宋体" w:eastAsia="宋体" w:hAnsi="宋体" w:hint="eastAsia"/>
-          <w:sz w:val="24"/>
-        </w:rPr>
-        <w:t>一</w:t>
-      </w:r>
-      <w:proofErr w:type="gramEnd"/>
-      <w:r>
-        <w:rPr>
-          <w:rFonts w:ascii="宋体" w:eastAsia="宋体" w:hAnsi="宋体" w:hint="eastAsia"/>
-          <w:sz w:val="24"/>
-        </w:rPr>
-        <w:t>：用地合</w:t>
-      </w:r>
-      <w:proofErr w:type="gramStart"/>
-      <w:r>
-        <w:rPr>
-          <w:rFonts w:ascii="宋体" w:eastAsia="宋体" w:hAnsi="宋体" w:hint="eastAsia"/>
-          <w:sz w:val="24"/>
-        </w:rPr>
-        <w:t>规</w:t>
-      </w:r>
-      <w:proofErr w:type="gramEnd"/>
-      <w:r>
-        <w:rPr>
-          <w:rFonts w:ascii="宋体" w:eastAsia="宋体" w:hAnsi="宋体" w:hint="eastAsia"/>
-          <w:sz w:val="24"/>
-        </w:rPr>
-        <w:t>提示，指在土地使用、项目建设、地块开发中，必须遵守的</w:t>
-      </w:r>
-      <w:r>
-        <w:rPr>
-          <w:rFonts w:ascii="宋体" w:eastAsia="宋体" w:hAnsi="宋体"/>
-          <w:b/>
-          <w:bCs/>
-          <w:sz w:val="24"/>
-        </w:rPr>
-        <w:t>法定底线、审批程序、规划管控、地类限制</w:t>
-      </w:r>
-      <w:r>
-        <w:rPr>
-          <w:rFonts w:ascii="宋体" w:eastAsia="宋体" w:hAnsi="宋体" w:hint="eastAsia"/>
-          <w:sz w:val="24"/>
-        </w:rPr>
-        <w:t>等合</w:t>
-      </w:r>
-      <w:proofErr w:type="gramStart"/>
-      <w:r>
-        <w:rPr>
-          <w:rFonts w:ascii="宋体" w:eastAsia="宋体" w:hAnsi="宋体" w:hint="eastAsia"/>
-          <w:sz w:val="24"/>
-        </w:rPr>
-        <w:t>规</w:t>
-      </w:r>
-      <w:proofErr w:type="gramEnd"/>
-      <w:r>
-        <w:rPr>
-          <w:rFonts w:ascii="宋体" w:eastAsia="宋体" w:hAnsi="宋体" w:hint="eastAsia"/>
-          <w:sz w:val="24"/>
-        </w:rPr>
-        <w:t>要求，用于</w:t>
-      </w:r>
-      <w:r>
-        <w:rPr>
-          <w:rFonts w:ascii="宋体" w:eastAsia="宋体" w:hAnsi="宋体"/>
-          <w:b/>
-          <w:bCs/>
-          <w:sz w:val="24"/>
-        </w:rPr>
-        <w:t>事前自查、风险提示、监管核查</w:t>
+      <w:r>
+        <w:rPr>
+          <w:rFonts w:ascii="宋体" w:eastAsia="宋体" w:hAnsi="宋体" w:hint="eastAsia"/>
+          <w:sz w:val="24"/>
+        </w:rPr>
+        <w:t>2</w:t>
+      </w:r>
+      <w:r>
+        <w:rPr>
+          <w:rFonts w:ascii="宋体" w:eastAsia="宋体" w:hAnsi="宋体" w:hint="eastAsia"/>
+          <w:sz w:val="24"/>
+        </w:rPr>
+        <w:t>：现状基底校核，把两套或多套地理空间数据从空间位置、范围边界、地物要素上叠置对比，检查</w:t>
       </w:r>
       <w:r>
         <w:rPr>
@@ -159,243 +345,19 @@
     </w:p>
     <w:p>
       <w:pPr>
-        <w:rPr>
-          <w:rFonts w:ascii="宋体" w:eastAsia="宋体" w:hAnsi="宋体" w:hint="eastAsia"/>
-          <w:sz w:val="24"/>
-        </w:rPr>
-      </w:pPr>
-      <w:r>
-        <w:rPr>
-          <w:rFonts w:ascii="宋体" w:eastAsia="宋体" w:hAnsi="宋体" w:hint="eastAsia"/>
-          <w:sz w:val="24"/>
-        </w:rPr>
-        <w:t>1.核心红线（绝对不能碰）</w:t>
-      </w:r>
-    </w:p>
-    <w:p>
-      <w:pPr>
-        <w:rPr>
-          <w:rFonts w:ascii="宋体" w:eastAsia="宋体" w:hAnsi="宋体" w:hint="eastAsia"/>
-          <w:sz w:val="24"/>
-        </w:rPr>
-      </w:pPr>
-      <w:r>
-        <w:rPr>
-          <w:rFonts w:ascii="宋体" w:eastAsia="宋体" w:hAnsi="宋体" w:hint="eastAsia"/>
-          <w:sz w:val="24"/>
-        </w:rPr>
-        <w:t>2.关键合</w:t>
-      </w:r>
-      <w:proofErr w:type="gramStart"/>
-      <w:r>
-        <w:rPr>
-          <w:rFonts w:ascii="宋体" w:eastAsia="宋体" w:hAnsi="宋体" w:hint="eastAsia"/>
-          <w:sz w:val="24"/>
-        </w:rPr>
-        <w:t>规</w:t>
-      </w:r>
-      <w:proofErr w:type="gramEnd"/>
-      <w:r>
-        <w:rPr>
-          <w:rFonts w:ascii="宋体" w:eastAsia="宋体" w:hAnsi="宋体" w:hint="eastAsia"/>
-          <w:sz w:val="24"/>
-        </w:rPr>
-        <w:t>审查要点（自查清单）</w:t>
-      </w:r>
-    </w:p>
-    <w:p>
-      <w:pPr>
-        <w:rPr>
-          <w:rFonts w:ascii="宋体" w:eastAsia="宋体" w:hAnsi="宋体" w:hint="eastAsia"/>
-          <w:sz w:val="24"/>
-        </w:rPr>
-      </w:pPr>
-      <w:r>
-        <w:rPr>
-          <w:rFonts w:ascii="宋体" w:eastAsia="宋体" w:hAnsi="宋体" w:hint="eastAsia"/>
-          <w:sz w:val="24"/>
-        </w:rPr>
-        <w:t>3.常见违法情形（必避）</w:t>
-      </w:r>
-    </w:p>
-    <w:p>
-      <w:pPr>
-        <w:rPr>
-          <w:rFonts w:ascii="宋体" w:eastAsia="宋体" w:hAnsi="宋体" w:hint="eastAsia"/>
-          <w:sz w:val="24"/>
-        </w:rPr>
-      </w:pPr>
-      <w:r>
-        <w:rPr>
-          <w:rFonts w:ascii="宋体" w:eastAsia="宋体" w:hAnsi="宋体" w:hint="eastAsia"/>
-          <w:sz w:val="24"/>
-        </w:rPr>
-        <w:t>4.合</w:t>
-      </w:r>
-      <w:proofErr w:type="gramStart"/>
-      <w:r>
-        <w:rPr>
-          <w:rFonts w:ascii="宋体" w:eastAsia="宋体" w:hAnsi="宋体" w:hint="eastAsia"/>
-          <w:sz w:val="24"/>
-        </w:rPr>
-        <w:t>规</w:t>
-      </w:r>
-      <w:proofErr w:type="gramEnd"/>
-      <w:r>
-        <w:rPr>
-          <w:rFonts w:ascii="宋体" w:eastAsia="宋体" w:hAnsi="宋体" w:hint="eastAsia"/>
-          <w:sz w:val="24"/>
-        </w:rPr>
-        <w:t>底线：</w:t>
-      </w:r>
-      <w:r>
-        <w:rPr>
-          <w:rFonts w:ascii="宋体" w:eastAsia="宋体" w:hAnsi="宋体"/>
-          <w:b/>
-          <w:bCs/>
-          <w:sz w:val="24"/>
-        </w:rPr>
-        <w:t>先查地类与规划、再办齐全审批、守住红线与占补、用途</w:t>
-      </w:r>
-      <w:proofErr w:type="gramStart"/>
-      <w:r>
-        <w:rPr>
-          <w:rFonts w:ascii="宋体" w:eastAsia="宋体" w:hAnsi="宋体"/>
-          <w:b/>
-          <w:bCs/>
-          <w:sz w:val="24"/>
-        </w:rPr>
-        <w:t>不</w:t>
-      </w:r>
-      <w:proofErr w:type="gramEnd"/>
-      <w:r>
-        <w:rPr>
-          <w:rFonts w:ascii="宋体" w:eastAsia="宋体" w:hAnsi="宋体"/>
-          <w:b/>
-          <w:bCs/>
-          <w:sz w:val="24"/>
-        </w:rPr>
-        <w:t>擅自改变。</w:t>
-      </w:r>
-    </w:p>
-    <w:p>
-      <w:pPr>
-        <w:rPr>
-          <w:rFonts w:ascii="宋体" w:eastAsia="宋体" w:hAnsi="宋体" w:hint="eastAsia"/>
-          <w:sz w:val="24"/>
-        </w:rPr>
-      </w:pPr>
-      <w:r>
-        <w:rPr>
-          <w:rFonts w:ascii="宋体" w:eastAsia="宋体" w:hAnsi="宋体" w:hint="eastAsia"/>
-          <w:sz w:val="24"/>
-        </w:rPr>
-        <w:t xml:space="preserve"> </w:t>
-      </w:r>
-    </w:p>
-    <w:p>
-      <w:pPr>
-        <w:rPr>
-          <w:rFonts w:ascii="宋体" w:eastAsia="宋体" w:hAnsi="宋体" w:hint="eastAsia"/>
-          <w:sz w:val="24"/>
-        </w:rPr>
-      </w:pPr>
-      <w:r>
-        <w:rPr>
-          <w:rFonts w:ascii="宋体" w:eastAsia="宋体" w:hAnsi="宋体" w:hint="eastAsia"/>
-          <w:sz w:val="24"/>
-        </w:rPr>
-        <w:t>用户输入：影像、合规范围</w:t>
-      </w:r>
-    </w:p>
-    <w:p>
-      <w:pPr>
-        <w:rPr>
-          <w:rFonts w:ascii="宋体" w:eastAsia="宋体" w:hAnsi="宋体" w:hint="eastAsia"/>
-          <w:sz w:val="24"/>
-        </w:rPr>
-      </w:pPr>
-      <w:r>
-        <w:rPr>
-          <w:rFonts w:ascii="宋体" w:eastAsia="宋体" w:hAnsi="宋体" w:hint="eastAsia"/>
-          <w:sz w:val="24"/>
-        </w:rPr>
-        <w:t>输出：提示结论，（包含数据及文本类报告）</w:t>
-      </w:r>
-    </w:p>
-    <w:p>
-      <w:pPr>
-        <w:rPr>
-          <w:rFonts w:ascii="宋体" w:eastAsia="宋体" w:hAnsi="宋体" w:hint="eastAsia"/>
-          <w:sz w:val="24"/>
-        </w:rPr>
-      </w:pPr>
-      <w:r>
-        <w:rPr>
-          <w:rFonts w:ascii="宋体" w:eastAsia="宋体" w:hAnsi="宋体" w:hint="eastAsia"/>
-          <w:sz w:val="24"/>
-        </w:rPr>
-        <w:t xml:space="preserve"> </w:t>
-      </w:r>
-    </w:p>
-    <w:p>
-      <w:pPr>
-        <w:rPr>
-          <w:rFonts w:ascii="宋体" w:eastAsia="宋体" w:hAnsi="宋体" w:hint="eastAsia"/>
-          <w:sz w:val="24"/>
-        </w:rPr>
-      </w:pPr>
-      <w:r>
-        <w:rPr>
-          <w:rFonts w:ascii="宋体" w:eastAsia="宋体" w:hAnsi="宋体" w:hint="eastAsia"/>
-          <w:sz w:val="24"/>
-        </w:rPr>
-        <w:t>模块二：现状基底校核，把</w:t>
-      </w:r>
-      <w:r>
-        <w:rPr>
-          <w:rFonts w:ascii="宋体" w:eastAsia="宋体" w:hAnsi="宋体" w:hint="eastAsia"/>
-          <w:b/>
-          <w:bCs/>
-          <w:sz w:val="24"/>
-        </w:rPr>
-        <w:t>两套或多套地理空间数据</w:t>
-      </w:r>
-      <w:r>
-        <w:rPr>
-          <w:rFonts w:ascii="宋体" w:eastAsia="宋体" w:hAnsi="宋体" w:hint="eastAsia"/>
-          <w:sz w:val="24"/>
-        </w:rPr>
-        <w:t>从空间位置、范围边界、地物要素上</w:t>
-      </w:r>
-      <w:r>
-        <w:rPr>
-          <w:rFonts w:ascii="宋体" w:eastAsia="宋体" w:hAnsi="宋体" w:hint="eastAsia"/>
-          <w:b/>
-          <w:bCs/>
-          <w:sz w:val="24"/>
-        </w:rPr>
-        <w:t>叠置对比</w:t>
-      </w:r>
-      <w:r>
-        <w:rPr>
-          <w:rFonts w:ascii="宋体" w:eastAsia="宋体" w:hAnsi="宋体" w:hint="eastAsia"/>
-          <w:sz w:val="24"/>
-        </w:rPr>
-        <w:t>，检查：</w:t>
-      </w:r>
-    </w:p>
-    <w:p>
-      <w:pPr>
-        <w:numPr>
-          <w:ilvl w:val="0"/>
-          <w:numId w:val="2"/>
-        </w:numPr>
-        <w:rPr>
-          <w:rFonts w:ascii="宋体" w:eastAsia="宋体" w:hAnsi="宋体" w:hint="eastAsia"/>
-          <w:sz w:val="24"/>
-        </w:rPr>
-      </w:pPr>
+        <w:spacing w:after="0" w:line="240" w:lineRule="auto"/>
+        <w:rPr>
+          <w:rFonts w:ascii="宋体" w:eastAsia="宋体" w:hAnsi="宋体" w:hint="eastAsia"/>
+          <w:sz w:val="24"/>
+        </w:rPr>
+      </w:pPr>
+      <w:r>
+        <w:rPr>
+          <w:rFonts w:ascii="宋体" w:eastAsia="宋体" w:hAnsi="宋体" w:hint="eastAsia"/>
+          <w:sz w:val="24"/>
+        </w:rPr>
+        <w:t>1.</w:t>
+      </w:r>
       <w:r>
         <w:rPr>
           <w:rFonts w:ascii="宋体" w:eastAsia="宋体" w:hAnsi="宋体" w:hint="eastAsia"/>
@@ -406,15 +368,19 @@
     </w:p>
     <w:p>
       <w:pPr>
-        <w:numPr>
-          <w:ilvl w:val="0"/>
-          <w:numId w:val="2"/>
-        </w:numPr>
-        <w:rPr>
-          <w:rFonts w:ascii="宋体" w:eastAsia="宋体" w:hAnsi="宋体" w:hint="eastAsia"/>
-          <w:sz w:val="24"/>
-        </w:rPr>
-      </w:pPr>
+        <w:spacing w:after="0" w:line="240" w:lineRule="auto"/>
+        <w:rPr>
+          <w:rFonts w:ascii="宋体" w:eastAsia="宋体" w:hAnsi="宋体" w:hint="eastAsia"/>
+          <w:sz w:val="24"/>
+        </w:rPr>
+      </w:pPr>
+      <w:r>
+        <w:rPr>
+          <w:rFonts w:ascii="宋体" w:eastAsia="宋体" w:hAnsi="宋体" w:hint="eastAsia"/>
+          <w:sz w:val="24"/>
+        </w:rPr>
+        <w:t>2.</w:t>
+      </w:r>
       <w:r>
         <w:rPr>
           <w:rFonts w:ascii="宋体" w:eastAsia="宋体" w:hAnsi="宋体" w:hint="eastAsia"/>
@@ -425,15 +391,19 @@
     </w:p>
     <w:p>
       <w:pPr>
-        <w:numPr>
-          <w:ilvl w:val="0"/>
-          <w:numId w:val="2"/>
-        </w:numPr>
-        <w:rPr>
-          <w:rFonts w:ascii="宋体" w:eastAsia="宋体" w:hAnsi="宋体" w:hint="eastAsia"/>
-          <w:sz w:val="24"/>
-        </w:rPr>
-      </w:pPr>
+        <w:spacing w:after="0" w:line="240" w:lineRule="auto"/>
+        <w:rPr>
+          <w:rFonts w:ascii="宋体" w:eastAsia="宋体" w:hAnsi="宋体" w:hint="eastAsia"/>
+          <w:sz w:val="24"/>
+        </w:rPr>
+      </w:pPr>
+      <w:r>
+        <w:rPr>
+          <w:rFonts w:ascii="宋体" w:eastAsia="宋体" w:hAnsi="宋体" w:hint="eastAsia"/>
+          <w:sz w:val="24"/>
+        </w:rPr>
+        <w:t>3.</w:t>
+      </w:r>
       <w:r>
         <w:rPr>
           <w:rFonts w:ascii="宋体" w:eastAsia="宋体" w:hAnsi="宋体" w:hint="eastAsia"/>
@@ -444,15 +414,19 @@
     </w:p>
     <w:p>
       <w:pPr>
-        <w:numPr>
-          <w:ilvl w:val="0"/>
-          <w:numId w:val="2"/>
-        </w:numPr>
-        <w:rPr>
-          <w:rFonts w:ascii="宋体" w:eastAsia="宋体" w:hAnsi="宋体" w:hint="eastAsia"/>
-          <w:sz w:val="24"/>
-        </w:rPr>
-      </w:pPr>
+        <w:spacing w:after="0" w:line="240" w:lineRule="auto"/>
+        <w:rPr>
+          <w:rFonts w:ascii="宋体" w:eastAsia="宋体" w:hAnsi="宋体" w:hint="eastAsia"/>
+          <w:sz w:val="24"/>
+        </w:rPr>
+      </w:pPr>
+      <w:r>
+        <w:rPr>
+          <w:rFonts w:ascii="宋体" w:eastAsia="宋体" w:hAnsi="宋体" w:hint="eastAsia"/>
+          <w:sz w:val="24"/>
+        </w:rPr>
+        <w:t>4.</w:t>
+      </w:r>
       <w:r>
         <w:rPr>
           <w:rFonts w:ascii="宋体" w:eastAsia="宋体" w:hAnsi="宋体" w:hint="eastAsia"/>
@@ -463,36 +437,99 @@
     </w:p>
     <w:p>
       <w:pPr>
-        <w:rPr>
-          <w:rFonts w:ascii="宋体" w:eastAsia="宋体" w:hAnsi="宋体" w:hint="eastAsia"/>
-          <w:sz w:val="24"/>
-        </w:rPr>
-      </w:pPr>
-      <w:r>
-        <w:rPr>
-          <w:rFonts w:ascii="宋体" w:eastAsia="宋体" w:hAnsi="宋体" w:hint="eastAsia"/>
-          <w:sz w:val="24"/>
-        </w:rPr>
-        <w:t>用户输入：包含影像、待比对地理空间数据；</w:t>
-      </w:r>
-    </w:p>
-    <w:p>
-      <w:pPr>
-        <w:rPr>
-          <w:rFonts w:ascii="宋体" w:eastAsia="宋体" w:hAnsi="宋体" w:hint="eastAsia"/>
-          <w:sz w:val="24"/>
-        </w:rPr>
-      </w:pPr>
-      <w:r>
-        <w:rPr>
-          <w:rFonts w:ascii="宋体" w:eastAsia="宋体" w:hAnsi="宋体" w:hint="eastAsia"/>
-          <w:sz w:val="24"/>
-        </w:rPr>
-        <w:t>输出：比对结果（包含数据及文本类报告）。</w:t>
-      </w:r>
-    </w:p>
-    <w:p>
-      <w:pPr>
+        <w:spacing w:after="0" w:line="240" w:lineRule="auto"/>
+        <w:rPr>
+          <w:rFonts w:ascii="宋体" w:eastAsia="宋体" w:hAnsi="宋体" w:hint="eastAsia"/>
+          <w:sz w:val="24"/>
+        </w:rPr>
+      </w:pPr>
+      <w:r>
+        <w:rPr>
+          <w:rFonts w:ascii="宋体" w:eastAsia="宋体" w:hAnsi="宋体" w:hint="eastAsia"/>
+          <w:sz w:val="24"/>
+        </w:rPr>
+        <w:t>用户输入</w:t>
+      </w:r>
+      <w:r>
+        <w:rPr>
+          <w:rFonts w:ascii="宋体" w:eastAsia="宋体" w:hAnsi="宋体" w:hint="eastAsia"/>
+          <w:sz w:val="24"/>
+        </w:rPr>
+        <w:t>信息</w:t>
+      </w:r>
+      <w:r>
+        <w:rPr>
+          <w:rFonts w:ascii="宋体" w:eastAsia="宋体" w:hAnsi="宋体" w:hint="eastAsia"/>
+          <w:sz w:val="24"/>
+        </w:rPr>
+        <w:t>：包含影像、待比对地理空间数据；</w:t>
+      </w:r>
+    </w:p>
+    <w:p>
+      <w:pPr>
+        <w:spacing w:after="0" w:line="240" w:lineRule="auto"/>
+        <w:rPr>
+          <w:rFonts w:ascii="宋体" w:eastAsia="宋体" w:hAnsi="宋体" w:hint="eastAsia"/>
+          <w:sz w:val="24"/>
+        </w:rPr>
+      </w:pPr>
+      <w:r>
+        <w:rPr>
+          <w:rFonts w:ascii="宋体" w:eastAsia="宋体" w:hAnsi="宋体" w:hint="eastAsia"/>
+          <w:sz w:val="24"/>
+        </w:rPr>
+        <w:t>输出</w:t>
+      </w:r>
+      <w:r>
+        <w:rPr>
+          <w:rFonts w:ascii="宋体" w:eastAsia="宋体" w:hAnsi="宋体" w:hint="eastAsia"/>
+          <w:sz w:val="24"/>
+        </w:rPr>
+        <w:t>信息</w:t>
+      </w:r>
+      <w:r>
+        <w:rPr>
+          <w:rFonts w:ascii="宋体" w:eastAsia="宋体" w:hAnsi="宋体" w:hint="eastAsia"/>
+          <w:sz w:val="24"/>
+        </w:rPr>
+        <w:t>：比对结果（包含数据及文本类报告）。</w:t>
+      </w:r>
+    </w:p>
+    <w:p>
+      <w:pPr>
+        <w:spacing w:after="0" w:line="240" w:lineRule="auto"/>
+        <w:rPr>
+          <w:rFonts w:ascii="宋体" w:eastAsia="宋体" w:hAnsi="宋体" w:hint="eastAsia"/>
+          <w:sz w:val="24"/>
+        </w:rPr>
+      </w:pPr>
+      <w:r>
+        <w:rPr>
+          <w:rFonts w:ascii="宋体" w:eastAsia="宋体" w:hAnsi="宋体" w:hint="eastAsia"/>
+          <w:sz w:val="24"/>
+        </w:rPr>
+        <w:t>输入区包含文字输入对话框和附件上传对话框</w:t>
+      </w:r>
+    </w:p>
+    <w:p>
+      <w:pPr>
+        <w:spacing w:after="0" w:line="240" w:lineRule="auto"/>
+        <w:rPr>
+          <w:rFonts w:ascii="宋体" w:eastAsia="宋体" w:hAnsi="宋体" w:hint="eastAsia"/>
+          <w:sz w:val="24"/>
+        </w:rPr>
+      </w:pPr>
+      <w:r>
+        <w:rPr>
+          <w:rFonts w:ascii="宋体" w:eastAsia="宋体" w:hAnsi="宋体" w:hint="eastAsia"/>
+          <w:sz w:val="24"/>
+        </w:rPr>
+        <w:t>输出区在输入区下方</w:t>
+      </w:r>
+    </w:p>
+    <w:p>
+      <w:pPr>
+        <w:spacing w:after="0" w:line="240" w:lineRule="auto"/>
         <w:rPr>
           <w:rFonts w:ascii="宋体" w:eastAsia="宋体" w:hAnsi="宋体" w:hint="eastAsia"/>
           <w:sz w:val="24"/>
@@ -1407,6 +1444,7 @@
   <w:style w:type="character" w:default="1" w:styleId="a0">
     <w:name w:val="Default Paragraph Font"/>
     <w:uiPriority w:val="1"/>
+    <w:semiHidden/>
     <w:unhideWhenUsed/>
   </w:style>
   <w:style w:type="table" w:default="1" w:styleId="a1">

--- a/work/wangxinlin/网页功能区说明.docx
+++ b/work/wangxinlin/网页功能区说明.docx
@@ -206,13 +206,6 @@
         </w:rPr>
         <w:t>先查地类与规划、再办齐全审批、守住红线与占补、用途不擅自改变。</w:t>
       </w:r>
-      <w:r>
-        <w:rPr>
-          <w:rFonts w:ascii="宋体" w:eastAsia="宋体" w:hAnsi="宋体" w:hint="eastAsia"/>
-          <w:sz w:val="24"/>
-        </w:rPr>
-        <w:t xml:space="preserve"> </w:t>
-      </w:r>
     </w:p>
     <w:p>
       <w:pPr>
@@ -278,7 +271,7 @@
       <w:pPr>
         <w:spacing w:after="0" w:line="240" w:lineRule="auto"/>
         <w:rPr>
-          <w:rFonts w:ascii="宋体" w:eastAsia="宋体" w:hAnsi="宋体"/>
+          <w:rFonts w:ascii="宋体" w:eastAsia="宋体" w:hAnsi="宋体" w:hint="eastAsia"/>
           <w:sz w:val="24"/>
         </w:rPr>
       </w:pPr>
@@ -305,6 +298,13 @@
         </w:rPr>
         <w:t>输出区在输入区下方</w:t>
       </w:r>
+      <w:r>
+        <w:rPr>
+          <w:rFonts w:ascii="宋体" w:eastAsia="宋体" w:hAnsi="宋体" w:hint="eastAsia"/>
+          <w:sz w:val="24"/>
+        </w:rPr>
+        <w:t>（当有输出信息时显示）</w:t>
+      </w:r>
     </w:p>
     <w:p>
       <w:pPr>
@@ -525,6 +525,13 @@
           <w:sz w:val="24"/>
         </w:rPr>
         <w:t>输出区在输入区下方</w:t>
+      </w:r>
+      <w:r>
+        <w:rPr>
+          <w:rFonts w:ascii="宋体" w:eastAsia="宋体" w:hAnsi="宋体" w:hint="eastAsia"/>
+          <w:sz w:val="24"/>
+        </w:rPr>
+        <w:t>（当有输出信息时显示）</w:t>
       </w:r>
     </w:p>
     <w:p>
